--- a/flow/20230914_vu_template/drafts/2024-06-g/22-СБ-Євсевія.docx
+++ b/flow/20230914_vu_template/drafts/2024-06-g/22-СБ-Євсевія.docx
@@ -5693,6 +5693,7 @@
     <w:p>
       <w:pPr>
         <w:pStyle w:val="a"/>
+        <w:spacing w:after="160"/>
       </w:pPr>
       <w:r>
         <w:rPr>
@@ -11039,6 +11040,7 @@
     <w:p>
       <w:pPr>
         <w:pStyle w:val="a"/>
+        <w:spacing w:after="160"/>
       </w:pPr>
       <w:r>
         <w:rPr>
@@ -11091,6 +11093,15 @@
           <w:highlight w:val="white"/>
         </w:rPr>
         <w:t>моли Христа Бога, щоб спаслися душі наші.</w:t>
+      </w:r>
+      <w:r>
+        <w:rPr>
+          <w:rFonts w:ascii="Times New Roman" w:hAnsi="Times New Roman"/>
+          <w:i/>
+          <w:color w:val="FF4400"/>
+          <w:sz w:val="24"/>
+        </w:rPr>
+        <w:t xml:space="preserve"> (2 р.)</w:t>
       </w:r>
     </w:p>
     <w:p>
@@ -12542,47 +12553,2524 @@
     </w:p>
     <w:p>
       <w:pPr>
-        <w:spacing w:after="120" w:lineRule="auto"/>
-        <w:jc w:val="both"/>
-        <w:rPr>
-          <w:rFonts w:ascii="Times New Roman" w:cs="Times New Roman" w:eastAsia="Times New Roman" w:hAnsi="Times New Roman"/>
-          <w:color w:val="ff0000"/>
-          <w:sz w:val="24"/>
-          <w:szCs w:val="24"/>
-        </w:rPr>
-      </w:pPr>
-      <w:r>
-        <w:rPr>
-          <w:rFonts w:ascii="Times New Roman" w:cs="Times New Roman" w:eastAsia="Times New Roman" w:hAnsi="Times New Roman"/>
-          <w:color w:val="ff0000"/>
-          <w:sz w:val="24"/>
-          <w:szCs w:val="24"/>
-          <w:highlight w:val="yellow"/>
-          <w:rtl w:val="0"/>
-        </w:rPr>
-        <w:t xml:space="preserve">ВСТИВИТИ КАНОН</w:t>
-      </w:r>
-      <w:r>
-        <w:rPr>
-          <w:rtl w:val="0"/>
-        </w:rPr>
-      </w:r>
-    </w:p>
-    <w:p>
-      <w:pPr>
-        <w:spacing w:after="120" w:lineRule="auto"/>
-        <w:jc w:val="both"/>
-        <w:rPr>
-          <w:rFonts w:ascii="Times New Roman" w:cs="Times New Roman" w:eastAsia="Times New Roman" w:hAnsi="Times New Roman"/>
-          <w:color w:val="ff0000"/>
-          <w:sz w:val="24"/>
-          <w:szCs w:val="24"/>
-        </w:rPr>
-      </w:pPr>
-      <w:r>
-        <w:rPr>
-          <w:rtl w:val="0"/>
-        </w:rPr>
+        <w:pStyle w:val="Heading3"/>
+        <w:spacing w:after="120"/>
+        <w:jc w:val="center"/>
+      </w:pPr>
+      <w:r>
+        <w:rPr>
+          <w:rFonts w:ascii="Times New Roman" w:hAnsi="Times New Roman"/>
+          <w:i/>
+          <w:color w:val="FF0000"/>
+          <w:sz w:val="24"/>
+        </w:rPr>
+        <w:t>Пісня 1</w:t>
+      </w:r>
+    </w:p>
+    <w:p>
+      <w:pPr>
+        <w:pStyle w:val="a"/>
+        <w:spacing w:after="120"/>
+      </w:pPr>
+      <w:r>
+        <w:rPr>
+          <w:rFonts w:ascii="Times New Roman" w:hAnsi="Times New Roman"/>
+          <w:b/>
+          <w:i/>
+          <w:color w:val="FF0000"/>
+          <w:sz w:val="24"/>
+        </w:rPr>
+        <w:t>Ірмос (г. 3):</w:t>
+      </w:r>
+      <w:r>
+        <w:rPr>
+          <w:rFonts w:ascii="Times New Roman" w:hAnsi="Times New Roman"/>
+          <w:b/>
+          <w:i/>
+          <w:color w:val="FF0000"/>
+          <w:sz w:val="24"/>
+        </w:rPr>
+        <w:t xml:space="preserve"> </w:t>
+      </w:r>
+      <w:r>
+        <w:rPr>
+          <w:rFonts w:ascii="Times New Roman" w:hAnsi="Times New Roman"/>
+          <w:b/>
+          <w:color w:val="000000"/>
+          <w:sz w:val="24"/>
+        </w:rPr>
+        <w:t>Дивно і славно Ти, Боже, твориш чудеса: безодню моря висушив, і колісниці потопив, і спас людей, які оспівують Тебе, як Царя нашого і Бога.</w:t>
+      </w:r>
+    </w:p>
+    <w:p>
+      <w:pPr>
+        <w:pStyle w:val="a"/>
+        <w:spacing w:after="120"/>
+      </w:pPr>
+      <w:r>
+        <w:rPr>
+          <w:rFonts w:ascii="Times New Roman" w:hAnsi="Times New Roman"/>
+          <w:i/>
+          <w:color w:val="FF0000"/>
+          <w:sz w:val="24"/>
+        </w:rPr>
+        <w:t xml:space="preserve">Стих: </w:t>
+      </w:r>
+      <w:r>
+        <w:rPr>
+          <w:rFonts w:ascii="Times New Roman" w:hAnsi="Times New Roman"/>
+          <w:sz w:val="24"/>
+          <w:u w:val="single"/>
+        </w:rPr>
+        <w:t>Усі святі, моліть Бога за нас.</w:t>
+      </w:r>
+    </w:p>
+    <w:p>
+      <w:pPr>
+        <w:pStyle w:val="a"/>
+        <w:spacing w:after="120"/>
+      </w:pPr>
+      <w:r>
+        <w:rPr>
+          <w:rFonts w:ascii="Times New Roman" w:hAnsi="Times New Roman"/>
+          <w:color w:val="000000"/>
+          <w:sz w:val="24"/>
+        </w:rPr>
+        <w:t>Всі премудрі страстотерпці одержали славу за муки, бо вони мужньо перетерпіли різноманітні страждання, тому ми прославляємо їх завжди.</w:t>
+      </w:r>
+    </w:p>
+    <w:p>
+      <w:pPr>
+        <w:pStyle w:val="a"/>
+        <w:spacing w:after="120"/>
+      </w:pPr>
+      <w:r>
+        <w:rPr>
+          <w:rFonts w:ascii="Times New Roman" w:hAnsi="Times New Roman"/>
+          <w:i/>
+          <w:color w:val="FF0000"/>
+          <w:sz w:val="24"/>
+        </w:rPr>
+        <w:t xml:space="preserve">Стих: </w:t>
+      </w:r>
+      <w:r>
+        <w:rPr>
+          <w:rFonts w:ascii="Times New Roman" w:hAnsi="Times New Roman"/>
+          <w:sz w:val="24"/>
+          <w:u w:val="single"/>
+        </w:rPr>
+        <w:t>Усі святі, моліть Бога за нас.</w:t>
+      </w:r>
+    </w:p>
+    <w:p>
+      <w:pPr>
+        <w:pStyle w:val="a"/>
+        <w:spacing w:after="120"/>
+      </w:pPr>
+      <w:r>
+        <w:rPr>
+          <w:rFonts w:ascii="Times New Roman" w:hAnsi="Times New Roman"/>
+          <w:color w:val="000000"/>
+          <w:sz w:val="24"/>
+        </w:rPr>
+        <w:t xml:space="preserve">Маючи небесне життя, премудрі </w:t>
+      </w:r>
+      <w:r>
+        <w:rPr>
+          <w:rFonts w:ascii="Times New Roman" w:hAnsi="Times New Roman"/>
+          <w:color w:val="000000"/>
+          <w:sz w:val="24"/>
+        </w:rPr>
+        <w:t>священнотаїнники</w:t>
+      </w:r>
+      <w:r>
+        <w:rPr>
+          <w:rFonts w:ascii="Times New Roman" w:hAnsi="Times New Roman"/>
+          <w:color w:val="000000"/>
+          <w:sz w:val="24"/>
+        </w:rPr>
+        <w:t>, ви стали служителями втіленого Слова і добре упасли стадо Господнє силою божественною.</w:t>
+      </w:r>
+    </w:p>
+    <w:p>
+      <w:pPr>
+        <w:pStyle w:val="a"/>
+        <w:spacing w:after="120"/>
+      </w:pPr>
+      <w:r>
+        <w:rPr>
+          <w:rFonts w:ascii="Times New Roman" w:hAnsi="Times New Roman"/>
+          <w:i/>
+          <w:color w:val="FF0000"/>
+          <w:sz w:val="24"/>
+        </w:rPr>
+        <w:t xml:space="preserve">Стих: </w:t>
+      </w:r>
+      <w:r>
+        <w:rPr>
+          <w:rFonts w:ascii="Times New Roman" w:hAnsi="Times New Roman"/>
+          <w:sz w:val="24"/>
+          <w:u w:val="single"/>
+        </w:rPr>
+        <w:t>Усі святі, моліть Бога за нас.</w:t>
+      </w:r>
+    </w:p>
+    <w:p>
+      <w:pPr>
+        <w:pStyle w:val="a"/>
+        <w:spacing w:after="120"/>
+      </w:pPr>
+      <w:r>
+        <w:rPr>
+          <w:rFonts w:ascii="Times New Roman" w:hAnsi="Times New Roman"/>
+          <w:color w:val="000000"/>
+          <w:sz w:val="24"/>
+        </w:rPr>
+        <w:t>Розіп’явшись для світу, преподобні, ви відкинули плотські пристрасті, стали сосудами Духа Святого і знищили божественною силою духів омани.</w:t>
+      </w:r>
+    </w:p>
+    <w:p>
+      <w:pPr>
+        <w:pStyle w:val="a"/>
+        <w:spacing w:after="120"/>
+      </w:pPr>
+      <w:r>
+        <w:rPr>
+          <w:rFonts w:ascii="Times New Roman" w:hAnsi="Times New Roman"/>
+          <w:b/>
+          <w:color w:val="000000"/>
+          <w:sz w:val="24"/>
+        </w:rPr>
+        <w:t xml:space="preserve">Слава: </w:t>
+      </w:r>
+      <w:r>
+        <w:rPr>
+          <w:rFonts w:ascii="Times New Roman" w:hAnsi="Times New Roman"/>
+          <w:color w:val="000000"/>
+          <w:sz w:val="24"/>
+        </w:rPr>
+        <w:t xml:space="preserve">Тих, що Твоїм повелінням </w:t>
+      </w:r>
+      <w:r>
+        <w:rPr>
+          <w:rFonts w:ascii="Times New Roman" w:hAnsi="Times New Roman"/>
+          <w:color w:val="000000"/>
+          <w:sz w:val="24"/>
+        </w:rPr>
+        <w:t>преставилися</w:t>
+      </w:r>
+      <w:r>
+        <w:rPr>
+          <w:rFonts w:ascii="Times New Roman" w:hAnsi="Times New Roman"/>
+          <w:color w:val="000000"/>
+          <w:sz w:val="24"/>
+        </w:rPr>
+        <w:t xml:space="preserve"> від землі у благочестивій вірі, упокой, Щедрий, як Благий, і сподоби безкінечного життя і світла невечірнього.</w:t>
+      </w:r>
+    </w:p>
+    <w:p>
+      <w:pPr>
+        <w:pStyle w:val="a"/>
+        <w:spacing w:after="120"/>
+      </w:pPr>
+      <w:r>
+        <w:rPr>
+          <w:rFonts w:ascii="Times New Roman" w:hAnsi="Times New Roman"/>
+          <w:b/>
+          <w:color w:val="000000"/>
+          <w:sz w:val="24"/>
+        </w:rPr>
+        <w:t xml:space="preserve">І нині: </w:t>
+      </w:r>
+      <w:r>
+        <w:rPr>
+          <w:rFonts w:ascii="Times New Roman" w:hAnsi="Times New Roman"/>
+          <w:i/>
+          <w:color w:val="FF0000"/>
+          <w:sz w:val="24"/>
+        </w:rPr>
+        <w:t xml:space="preserve">Богородичний: </w:t>
+      </w:r>
+      <w:r>
+        <w:rPr>
+          <w:rFonts w:ascii="Times New Roman" w:hAnsi="Times New Roman"/>
+          <w:color w:val="000000"/>
+          <w:sz w:val="24"/>
+        </w:rPr>
+        <w:t xml:space="preserve">Як </w:t>
+      </w:r>
+      <w:r>
+        <w:rPr>
+          <w:rFonts w:ascii="Times New Roman" w:hAnsi="Times New Roman"/>
+          <w:color w:val="000000"/>
+          <w:sz w:val="24"/>
+        </w:rPr>
+        <w:t>народившу</w:t>
+      </w:r>
+      <w:r>
+        <w:rPr>
+          <w:rFonts w:ascii="Times New Roman" w:hAnsi="Times New Roman"/>
+          <w:color w:val="000000"/>
+          <w:sz w:val="24"/>
+        </w:rPr>
+        <w:t xml:space="preserve"> плоттю Бога, Пречиста, безперестанно шануємо Тебе побожною душею, разом з чесними </w:t>
+      </w:r>
+      <w:r>
+        <w:rPr>
+          <w:rFonts w:ascii="Times New Roman" w:hAnsi="Times New Roman"/>
+          <w:color w:val="000000"/>
+          <w:sz w:val="24"/>
+        </w:rPr>
+        <w:t>жонами</w:t>
+      </w:r>
+      <w:r>
+        <w:rPr>
+          <w:rFonts w:ascii="Times New Roman" w:hAnsi="Times New Roman"/>
+          <w:color w:val="000000"/>
+          <w:sz w:val="24"/>
+        </w:rPr>
+        <w:t>, які постом прославилися і стражданнями знищили ворога.</w:t>
+      </w:r>
+    </w:p>
+    <w:p>
+      <w:pPr>
+        <w:pStyle w:val="Heading3"/>
+        <w:spacing w:after="120"/>
+        <w:jc w:val="center"/>
+      </w:pPr>
+      <w:r>
+        <w:rPr>
+          <w:rFonts w:ascii="Times New Roman" w:hAnsi="Times New Roman"/>
+          <w:i/>
+          <w:color w:val="FF0000"/>
+          <w:sz w:val="24"/>
+        </w:rPr>
+        <w:t>Пісня 3</w:t>
+      </w:r>
+    </w:p>
+    <w:p>
+      <w:pPr>
+        <w:pStyle w:val="a"/>
+        <w:spacing w:after="120"/>
+      </w:pPr>
+      <w:r>
+        <w:rPr>
+          <w:rFonts w:ascii="Times New Roman" w:hAnsi="Times New Roman"/>
+          <w:b/>
+          <w:i/>
+          <w:color w:val="FF0000"/>
+          <w:sz w:val="24"/>
+        </w:rPr>
+        <w:t>Ірмос (г. 3):</w:t>
+      </w:r>
+      <w:r>
+        <w:rPr>
+          <w:rFonts w:ascii="Times New Roman" w:hAnsi="Times New Roman"/>
+          <w:b/>
+          <w:i/>
+          <w:color w:val="FF0000"/>
+          <w:sz w:val="24"/>
+        </w:rPr>
+        <w:t xml:space="preserve"> </w:t>
+      </w:r>
+      <w:r>
+        <w:rPr>
+          <w:rFonts w:ascii="Times New Roman" w:hAnsi="Times New Roman"/>
+          <w:b/>
+          <w:color w:val="000000"/>
+          <w:sz w:val="24"/>
+        </w:rPr>
+        <w:t>Неплідна душе і бездітна, придбай плід благословенний і радіючи взивай: утвердився Тобою, Боже, нема святого, нема праведного, крім Тебе, Господи.</w:t>
+      </w:r>
+    </w:p>
+    <w:p>
+      <w:pPr>
+        <w:pStyle w:val="a"/>
+        <w:spacing w:after="120"/>
+      </w:pPr>
+      <w:r>
+        <w:rPr>
+          <w:rFonts w:ascii="Times New Roman" w:hAnsi="Times New Roman"/>
+          <w:i/>
+          <w:color w:val="FF0000"/>
+          <w:sz w:val="24"/>
+        </w:rPr>
+        <w:t xml:space="preserve">Стих: </w:t>
+      </w:r>
+      <w:r>
+        <w:rPr>
+          <w:rFonts w:ascii="Times New Roman" w:hAnsi="Times New Roman"/>
+          <w:sz w:val="24"/>
+          <w:u w:val="single"/>
+        </w:rPr>
+        <w:t>Усі святі, моліть Бога за нас.</w:t>
+      </w:r>
+    </w:p>
+    <w:p>
+      <w:pPr>
+        <w:pStyle w:val="a"/>
+        <w:spacing w:after="120"/>
+      </w:pPr>
+      <w:r>
+        <w:rPr>
+          <w:rFonts w:ascii="Times New Roman" w:hAnsi="Times New Roman"/>
+          <w:color w:val="000000"/>
+          <w:sz w:val="24"/>
+        </w:rPr>
+        <w:t>Силою Божою укріплені, славні мученики до кінця знищили злу силу міцного в злобі ворога і прийняли божественні вінці перемоги.</w:t>
+      </w:r>
+    </w:p>
+    <w:p>
+      <w:pPr>
+        <w:pStyle w:val="a"/>
+        <w:spacing w:after="120"/>
+      </w:pPr>
+      <w:r>
+        <w:rPr>
+          <w:rFonts w:ascii="Times New Roman" w:hAnsi="Times New Roman"/>
+          <w:i/>
+          <w:color w:val="FF0000"/>
+          <w:sz w:val="24"/>
+        </w:rPr>
+        <w:t xml:space="preserve">Стих: </w:t>
+      </w:r>
+      <w:r>
+        <w:rPr>
+          <w:rFonts w:ascii="Times New Roman" w:hAnsi="Times New Roman"/>
+          <w:sz w:val="24"/>
+          <w:u w:val="single"/>
+        </w:rPr>
+        <w:t>Усі святі, моліть Бога за нас.</w:t>
+      </w:r>
+    </w:p>
+    <w:p>
+      <w:pPr>
+        <w:pStyle w:val="a"/>
+        <w:spacing w:after="120"/>
+      </w:pPr>
+      <w:r>
+        <w:rPr>
+          <w:rFonts w:ascii="Times New Roman" w:hAnsi="Times New Roman"/>
+          <w:color w:val="000000"/>
+          <w:sz w:val="24"/>
+        </w:rPr>
+        <w:t>Ти, Владико, явив преподобних, які перемогли ворога, і святим помазанням освятив святителів, Христе; їхніми молитвами освяти і просвіти тих, що оспівують Тебе.</w:t>
+      </w:r>
+    </w:p>
+    <w:p>
+      <w:pPr>
+        <w:pStyle w:val="a"/>
+        <w:spacing w:after="120"/>
+      </w:pPr>
+      <w:r>
+        <w:rPr>
+          <w:rFonts w:ascii="Times New Roman" w:hAnsi="Times New Roman"/>
+          <w:i/>
+          <w:color w:val="FF0000"/>
+          <w:sz w:val="24"/>
+        </w:rPr>
+        <w:t xml:space="preserve">Стих: </w:t>
+      </w:r>
+      <w:r>
+        <w:rPr>
+          <w:rFonts w:ascii="Times New Roman" w:hAnsi="Times New Roman"/>
+          <w:sz w:val="24"/>
+          <w:u w:val="single"/>
+        </w:rPr>
+        <w:t>Усі святі, моліть Бога за нас.</w:t>
+      </w:r>
+    </w:p>
+    <w:p>
+      <w:pPr>
+        <w:pStyle w:val="a"/>
+        <w:spacing w:after="120"/>
+      </w:pPr>
+      <w:r>
+        <w:rPr>
+          <w:rFonts w:ascii="Times New Roman" w:hAnsi="Times New Roman"/>
+          <w:color w:val="000000"/>
+          <w:sz w:val="24"/>
+        </w:rPr>
+        <w:t xml:space="preserve">З усіма пророками прославимо хори божественних </w:t>
+      </w:r>
+      <w:r>
+        <w:rPr>
+          <w:rFonts w:ascii="Times New Roman" w:hAnsi="Times New Roman"/>
+          <w:color w:val="000000"/>
+          <w:sz w:val="24"/>
+        </w:rPr>
+        <w:t>жон</w:t>
+      </w:r>
+      <w:r>
+        <w:rPr>
+          <w:rFonts w:ascii="Times New Roman" w:hAnsi="Times New Roman"/>
+          <w:color w:val="000000"/>
+          <w:sz w:val="24"/>
+        </w:rPr>
+        <w:t>, які засяяли в пості, і за віру постраждали, і злого змія подолали.</w:t>
+      </w:r>
+    </w:p>
+    <w:p>
+      <w:pPr>
+        <w:pStyle w:val="a"/>
+        <w:spacing w:after="120"/>
+      </w:pPr>
+      <w:r>
+        <w:rPr>
+          <w:rFonts w:ascii="Times New Roman" w:hAnsi="Times New Roman"/>
+          <w:b/>
+          <w:color w:val="000000"/>
+          <w:sz w:val="24"/>
+        </w:rPr>
+        <w:t xml:space="preserve">Слава: </w:t>
+      </w:r>
+      <w:r>
+        <w:rPr>
+          <w:rFonts w:ascii="Times New Roman" w:hAnsi="Times New Roman"/>
+          <w:color w:val="000000"/>
+          <w:sz w:val="24"/>
+        </w:rPr>
+        <w:t xml:space="preserve">Тих, кого від нас Ти </w:t>
+      </w:r>
+      <w:r>
+        <w:rPr>
+          <w:rFonts w:ascii="Times New Roman" w:hAnsi="Times New Roman"/>
+          <w:color w:val="000000"/>
+          <w:sz w:val="24"/>
+        </w:rPr>
+        <w:t>преставив</w:t>
+      </w:r>
+      <w:r>
+        <w:rPr>
+          <w:rFonts w:ascii="Times New Roman" w:hAnsi="Times New Roman"/>
+          <w:color w:val="000000"/>
+          <w:sz w:val="24"/>
+        </w:rPr>
+        <w:t xml:space="preserve"> божественною волею, Христе, зі святими упокой і прости їм гріхи, Щедрий, які вони вчинили в житті, молимось, молитвами святих Твоїх.</w:t>
+      </w:r>
+    </w:p>
+    <w:p>
+      <w:pPr>
+        <w:pStyle w:val="a"/>
+        <w:spacing w:after="120"/>
+      </w:pPr>
+      <w:r>
+        <w:rPr>
+          <w:rFonts w:ascii="Times New Roman" w:hAnsi="Times New Roman"/>
+          <w:b/>
+          <w:color w:val="000000"/>
+          <w:sz w:val="24"/>
+        </w:rPr>
+        <w:t xml:space="preserve">І нині: </w:t>
+      </w:r>
+      <w:r>
+        <w:rPr>
+          <w:rFonts w:ascii="Times New Roman" w:hAnsi="Times New Roman"/>
+          <w:i/>
+          <w:color w:val="FF0000"/>
+          <w:sz w:val="24"/>
+        </w:rPr>
+        <w:t xml:space="preserve">Богородичний: </w:t>
+      </w:r>
+      <w:r>
+        <w:rPr>
+          <w:rFonts w:ascii="Times New Roman" w:hAnsi="Times New Roman"/>
+          <w:color w:val="000000"/>
+          <w:sz w:val="24"/>
+        </w:rPr>
+        <w:t>Ми, Пречиста, спасенні Твоїм святим Різдвом, з вірою приносимо Тобі з Гавриїлом привітання: радуйся, і молимось: Твоїми молитвами виблагай всім нам прощення гріхів.</w:t>
+      </w:r>
+    </w:p>
+    <w:p>
+      <w:pPr>
+        <w:pStyle w:val="Heading3"/>
+        <w:spacing w:after="120"/>
+        <w:jc w:val="center"/>
+      </w:pPr>
+      <w:r>
+        <w:rPr>
+          <w:rFonts w:ascii="Times New Roman" w:hAnsi="Times New Roman"/>
+          <w:b/>
+          <w:i/>
+          <w:color w:val="FF0000"/>
+          <w:sz w:val="24"/>
+        </w:rPr>
+        <w:t>Мала єктенія</w:t>
+      </w:r>
+    </w:p>
+    <w:p>
+      <w:pPr>
+        <w:pStyle w:val="a"/>
+        <w:spacing w:after="120"/>
+      </w:pPr>
+      <w:r>
+        <w:rPr>
+          <w:rFonts w:ascii="Times New Roman" w:hAnsi="Times New Roman"/>
+          <w:color w:val="000000"/>
+          <w:sz w:val="24"/>
+        </w:rPr>
+        <w:t>Ще і ще в мирі Господеві помолімся.</w:t>
+      </w:r>
+    </w:p>
+    <w:p>
+      <w:pPr>
+        <w:pStyle w:val="a"/>
+        <w:spacing w:after="120"/>
+      </w:pPr>
+      <w:r>
+        <w:rPr>
+          <w:rFonts w:ascii="Times New Roman" w:hAnsi="Times New Roman"/>
+          <w:i/>
+          <w:color w:val="FF0000"/>
+          <w:sz w:val="24"/>
+        </w:rPr>
+        <w:t>Вірні:</w:t>
+      </w:r>
+      <w:r>
+        <w:rPr>
+          <w:rFonts w:ascii="Times New Roman" w:hAnsi="Times New Roman"/>
+          <w:color w:val="000000"/>
+          <w:sz w:val="24"/>
+        </w:rPr>
+        <w:t xml:space="preserve"> Господи, помилуй.</w:t>
+      </w:r>
+    </w:p>
+    <w:p>
+      <w:pPr>
+        <w:pStyle w:val="a"/>
+        <w:spacing w:after="120"/>
+      </w:pPr>
+      <w:r>
+        <w:rPr>
+          <w:rFonts w:ascii="Times New Roman" w:hAnsi="Times New Roman"/>
+          <w:color w:val="000000"/>
+          <w:sz w:val="24"/>
+        </w:rPr>
+        <w:t>Заступи, спаси, помилуй і охорони нас, Боже, твоєю благодаттю.</w:t>
+      </w:r>
+    </w:p>
+    <w:p>
+      <w:pPr>
+        <w:pStyle w:val="a"/>
+        <w:spacing w:after="120"/>
+      </w:pPr>
+      <w:r>
+        <w:rPr>
+          <w:rFonts w:ascii="Times New Roman" w:hAnsi="Times New Roman"/>
+          <w:i/>
+          <w:color w:val="FF0000"/>
+          <w:sz w:val="24"/>
+        </w:rPr>
+        <w:t>Вірні:</w:t>
+      </w:r>
+      <w:r>
+        <w:rPr>
+          <w:rFonts w:ascii="Times New Roman" w:hAnsi="Times New Roman"/>
+          <w:color w:val="000000"/>
+          <w:sz w:val="24"/>
+        </w:rPr>
+        <w:t xml:space="preserve"> Господи, помилуй.</w:t>
+      </w:r>
+    </w:p>
+    <w:p>
+      <w:pPr>
+        <w:pStyle w:val="a"/>
+        <w:spacing w:after="120"/>
+      </w:pPr>
+      <w:r>
+        <w:rPr>
+          <w:rFonts w:ascii="Times New Roman" w:hAnsi="Times New Roman"/>
+          <w:color w:val="000000"/>
+          <w:sz w:val="24"/>
+        </w:rPr>
+        <w:t>Пресвяту, пречисту, преблагословенну, славну Владичицю нашу Богородицю і приснодіву Марію, з усіма святими пом'янувши, самі себе, і один одного, і все життя наше Христу Богові віддаймо.</w:t>
+      </w:r>
+    </w:p>
+    <w:p>
+      <w:pPr>
+        <w:pStyle w:val="a"/>
+        <w:spacing w:after="120"/>
+      </w:pPr>
+      <w:r>
+        <w:rPr>
+          <w:rFonts w:ascii="Times New Roman" w:hAnsi="Times New Roman"/>
+          <w:i/>
+          <w:color w:val="FF0000"/>
+          <w:sz w:val="24"/>
+        </w:rPr>
+        <w:t>Вірні:</w:t>
+      </w:r>
+      <w:r>
+        <w:rPr>
+          <w:rFonts w:ascii="Times New Roman" w:hAnsi="Times New Roman"/>
+          <w:color w:val="000000"/>
+          <w:sz w:val="24"/>
+        </w:rPr>
+        <w:t xml:space="preserve"> Тобі, Господи.</w:t>
+      </w:r>
+    </w:p>
+    <w:p>
+      <w:pPr>
+        <w:pStyle w:val="a"/>
+        <w:spacing w:after="120"/>
+      </w:pPr>
+      <w:r>
+        <w:rPr>
+          <w:rFonts w:ascii="Times New Roman" w:hAnsi="Times New Roman"/>
+          <w:sz w:val="24"/>
+          <w:u w:val="single"/>
+        </w:rPr>
+        <w:t>[Господи, Боже наш, що сонну неміч забрав від нас і покликав нас візванням святим, щоб і вночі підносити руки наші і прославляти тебе за справедливі твої присуди. Прийми благання наші, моління, визнавання, нічні служби і даруй нам, Боже, віру бездоганну, надію впевнену, любов нелицемірну. Благослови наші входи й виходи, вчинки, слова, діла й думки; і дай нам дочекатися початку дня, нам, що хвалять й оспівують, і благословлять добрість твоєї несказанної сили]</w:t>
+      </w:r>
+    </w:p>
+    <w:p>
+      <w:pPr>
+        <w:pStyle w:val="a"/>
+        <w:spacing w:after="120"/>
+      </w:pPr>
+      <w:r>
+        <w:rPr>
+          <w:rFonts w:ascii="Times New Roman" w:hAnsi="Times New Roman"/>
+          <w:i/>
+          <w:color w:val="FF0000"/>
+          <w:sz w:val="24"/>
+        </w:rPr>
+        <w:t>Священик:</w:t>
+      </w:r>
+      <w:r>
+        <w:rPr>
+          <w:rFonts w:ascii="Times New Roman" w:hAnsi="Times New Roman"/>
+          <w:i/>
+          <w:color w:val="FF0000"/>
+          <w:sz w:val="24"/>
+        </w:rPr>
+        <w:t xml:space="preserve"> </w:t>
+      </w:r>
+      <w:r>
+        <w:rPr>
+          <w:rFonts w:ascii="Times New Roman" w:hAnsi="Times New Roman"/>
+          <w:color w:val="000000"/>
+          <w:sz w:val="24"/>
+        </w:rPr>
+        <w:t>Бо Ти Бог наш і Тобі славу возсилаємо: Отцю, і Сину, і Святому Духові</w:t>
+      </w:r>
+      <w:r>
+        <w:rPr>
+          <w:rFonts w:ascii="Times New Roman" w:hAnsi="Times New Roman"/>
+          <w:sz w:val="24"/>
+        </w:rPr>
+        <w:t>, нині і повсякчас, і на віки віків.</w:t>
+      </w:r>
+    </w:p>
+    <w:p>
+      <w:pPr>
+        <w:pStyle w:val="a"/>
+        <w:spacing w:after="120"/>
+      </w:pPr>
+      <w:r>
+        <w:rPr>
+          <w:rFonts w:ascii="Times New Roman" w:hAnsi="Times New Roman"/>
+          <w:i/>
+          <w:color w:val="FF0000"/>
+          <w:sz w:val="24"/>
+        </w:rPr>
+        <w:t>Вірні:</w:t>
+      </w:r>
+      <w:r>
+        <w:rPr>
+          <w:rFonts w:ascii="Times New Roman" w:hAnsi="Times New Roman"/>
+          <w:color w:val="FF0000"/>
+          <w:sz w:val="24"/>
+        </w:rPr>
+        <w:t xml:space="preserve"> </w:t>
+      </w:r>
+      <w:r>
+        <w:rPr>
+          <w:rFonts w:ascii="Times New Roman" w:hAnsi="Times New Roman"/>
+          <w:sz w:val="24"/>
+        </w:rPr>
+        <w:t>Амінь.</w:t>
+      </w:r>
+    </w:p>
+    <w:p>
+      <w:pPr>
+        <w:pStyle w:val="Heading3"/>
+        <w:spacing w:after="120"/>
+        <w:jc w:val="center"/>
+      </w:pPr>
+      <w:r>
+        <w:rPr>
+          <w:rFonts w:ascii="Times New Roman" w:hAnsi="Times New Roman"/>
+          <w:i/>
+          <w:color w:val="FF0000"/>
+          <w:sz w:val="24"/>
+        </w:rPr>
+        <w:t>Пісня 4</w:t>
+      </w:r>
+    </w:p>
+    <w:p>
+      <w:pPr>
+        <w:pStyle w:val="a"/>
+        <w:spacing w:after="120"/>
+      </w:pPr>
+      <w:r>
+        <w:rPr>
+          <w:rFonts w:ascii="Times New Roman" w:hAnsi="Times New Roman"/>
+          <w:b/>
+          <w:i/>
+          <w:color w:val="FF0000"/>
+          <w:sz w:val="24"/>
+        </w:rPr>
+        <w:t>Ірмос (г. 3):</w:t>
+      </w:r>
+      <w:r>
+        <w:rPr>
+          <w:rFonts w:ascii="Times New Roman" w:hAnsi="Times New Roman"/>
+          <w:b/>
+          <w:i/>
+          <w:color w:val="FF0000"/>
+          <w:sz w:val="24"/>
+        </w:rPr>
+        <w:t xml:space="preserve"> </w:t>
+      </w:r>
+      <w:r>
+        <w:rPr>
+          <w:rFonts w:ascii="Times New Roman" w:hAnsi="Times New Roman"/>
+          <w:b/>
+          <w:color w:val="000000"/>
+          <w:sz w:val="24"/>
+        </w:rPr>
+        <w:t>У горі, покритій зеленню, Авакум передбачив пречисту Твою утробу, Чиста, тому взивав: від півдня прийде Бог, і Святий від гори, покритої хащею.</w:t>
+      </w:r>
+    </w:p>
+    <w:p>
+      <w:pPr>
+        <w:pStyle w:val="a"/>
+        <w:spacing w:after="120"/>
+      </w:pPr>
+      <w:r>
+        <w:rPr>
+          <w:rFonts w:ascii="Times New Roman" w:hAnsi="Times New Roman"/>
+          <w:i/>
+          <w:color w:val="FF0000"/>
+          <w:sz w:val="24"/>
+        </w:rPr>
+        <w:t xml:space="preserve">Стих: </w:t>
+      </w:r>
+      <w:r>
+        <w:rPr>
+          <w:rFonts w:ascii="Times New Roman" w:hAnsi="Times New Roman"/>
+          <w:sz w:val="24"/>
+          <w:u w:val="single"/>
+        </w:rPr>
+        <w:t>Усі святі, моліть Бога за нас.</w:t>
+      </w:r>
+    </w:p>
+    <w:p>
+      <w:pPr>
+        <w:pStyle w:val="a"/>
+        <w:spacing w:after="120"/>
+      </w:pPr>
+      <w:r>
+        <w:rPr>
+          <w:rFonts w:ascii="Times New Roman" w:hAnsi="Times New Roman"/>
+          <w:color w:val="000000"/>
+          <w:sz w:val="24"/>
+        </w:rPr>
+        <w:t>Як ягнята були приведені ви, мудрі страстотерпці, і добровільно були заколені як агнці, уподібнившись Агнцю, який благозволив бути заколеним на древі хреснім за рід людський.</w:t>
+      </w:r>
+    </w:p>
+    <w:p>
+      <w:pPr>
+        <w:pStyle w:val="a"/>
+        <w:spacing w:after="120"/>
+      </w:pPr>
+      <w:r>
+        <w:rPr>
+          <w:rFonts w:ascii="Times New Roman" w:hAnsi="Times New Roman"/>
+          <w:i/>
+          <w:color w:val="FF0000"/>
+          <w:sz w:val="24"/>
+        </w:rPr>
+        <w:t xml:space="preserve">Стих: </w:t>
+      </w:r>
+      <w:r>
+        <w:rPr>
+          <w:rFonts w:ascii="Times New Roman" w:hAnsi="Times New Roman"/>
+          <w:sz w:val="24"/>
+          <w:u w:val="single"/>
+        </w:rPr>
+        <w:t>Усі святі, моліть Бога за нас.</w:t>
+      </w:r>
+    </w:p>
+    <w:p>
+      <w:pPr>
+        <w:pStyle w:val="a"/>
+        <w:spacing w:after="120"/>
+      </w:pPr>
+      <w:r>
+        <w:rPr>
+          <w:rFonts w:ascii="Times New Roman" w:hAnsi="Times New Roman"/>
+          <w:color w:val="000000"/>
+          <w:sz w:val="24"/>
+        </w:rPr>
+        <w:t xml:space="preserve">З преподобними вшануймо </w:t>
+      </w:r>
+      <w:r>
+        <w:rPr>
+          <w:rFonts w:ascii="Times New Roman" w:hAnsi="Times New Roman"/>
+          <w:color w:val="000000"/>
+          <w:sz w:val="24"/>
+        </w:rPr>
+        <w:t>благославних</w:t>
+      </w:r>
+      <w:r>
+        <w:rPr>
+          <w:rFonts w:ascii="Times New Roman" w:hAnsi="Times New Roman"/>
+          <w:color w:val="000000"/>
+          <w:sz w:val="24"/>
+        </w:rPr>
+        <w:t xml:space="preserve"> святителів, які були світильниками для вірних: вони зруйнували єресі і глибоку темряву пристрастей і з вірою перейшли до незаходимого світла.</w:t>
+      </w:r>
+    </w:p>
+    <w:p>
+      <w:pPr>
+        <w:pStyle w:val="a"/>
+        <w:spacing w:after="120"/>
+      </w:pPr>
+      <w:r>
+        <w:rPr>
+          <w:rFonts w:ascii="Times New Roman" w:hAnsi="Times New Roman"/>
+          <w:i/>
+          <w:color w:val="FF0000"/>
+          <w:sz w:val="24"/>
+        </w:rPr>
+        <w:t xml:space="preserve">Стих: </w:t>
+      </w:r>
+      <w:r>
+        <w:rPr>
+          <w:rFonts w:ascii="Times New Roman" w:hAnsi="Times New Roman"/>
+          <w:sz w:val="24"/>
+          <w:u w:val="single"/>
+        </w:rPr>
+        <w:t>Усі святі, моліть Бога за нас.</w:t>
+      </w:r>
+    </w:p>
+    <w:p>
+      <w:pPr>
+        <w:pStyle w:val="a"/>
+        <w:spacing w:after="120"/>
+      </w:pPr>
+      <w:r>
+        <w:rPr>
+          <w:rFonts w:ascii="Times New Roman" w:hAnsi="Times New Roman"/>
+          <w:color w:val="000000"/>
+          <w:sz w:val="24"/>
+        </w:rPr>
+        <w:t xml:space="preserve">Красою слів </w:t>
+      </w:r>
+      <w:r>
+        <w:rPr>
+          <w:rFonts w:ascii="Times New Roman" w:hAnsi="Times New Roman"/>
+          <w:color w:val="000000"/>
+          <w:sz w:val="24"/>
+        </w:rPr>
+        <w:t>богогласні</w:t>
+      </w:r>
+      <w:r>
+        <w:rPr>
+          <w:rFonts w:ascii="Times New Roman" w:hAnsi="Times New Roman"/>
+          <w:color w:val="000000"/>
+          <w:sz w:val="24"/>
+        </w:rPr>
+        <w:t xml:space="preserve"> пророки просвіщають душі вірних, подвигами ж світлими і чудесами осяюють серця </w:t>
+      </w:r>
+      <w:r>
+        <w:rPr>
+          <w:rFonts w:ascii="Times New Roman" w:hAnsi="Times New Roman"/>
+          <w:color w:val="000000"/>
+          <w:sz w:val="24"/>
+        </w:rPr>
+        <w:t>богоносні</w:t>
+      </w:r>
+      <w:r>
+        <w:rPr>
+          <w:rFonts w:ascii="Times New Roman" w:hAnsi="Times New Roman"/>
+          <w:color w:val="000000"/>
+          <w:sz w:val="24"/>
+        </w:rPr>
+        <w:t xml:space="preserve"> </w:t>
+      </w:r>
+      <w:r>
+        <w:rPr>
+          <w:rFonts w:ascii="Times New Roman" w:hAnsi="Times New Roman"/>
+          <w:color w:val="000000"/>
+          <w:sz w:val="24"/>
+        </w:rPr>
+        <w:t>жони</w:t>
+      </w:r>
+      <w:r>
+        <w:rPr>
+          <w:rFonts w:ascii="Times New Roman" w:hAnsi="Times New Roman"/>
+          <w:color w:val="000000"/>
+          <w:sz w:val="24"/>
+        </w:rPr>
+        <w:t>.</w:t>
+      </w:r>
+    </w:p>
+    <w:p>
+      <w:pPr>
+        <w:pStyle w:val="a"/>
+        <w:spacing w:after="120"/>
+      </w:pPr>
+      <w:r>
+        <w:rPr>
+          <w:rFonts w:ascii="Times New Roman" w:hAnsi="Times New Roman"/>
+          <w:b/>
+          <w:color w:val="000000"/>
+          <w:sz w:val="24"/>
+        </w:rPr>
+        <w:t xml:space="preserve">Слава: </w:t>
+      </w:r>
+      <w:r>
+        <w:rPr>
+          <w:rFonts w:ascii="Times New Roman" w:hAnsi="Times New Roman"/>
+          <w:color w:val="000000"/>
+          <w:sz w:val="24"/>
+        </w:rPr>
+        <w:t>Тих, що залишили життя на землі, Слове Божий, покажи їх причасниками небесної слави і даруй їм прощення гріхів, Благий, які вони вчинили на землі свідомо і несвідомо.</w:t>
+      </w:r>
+    </w:p>
+    <w:p>
+      <w:pPr>
+        <w:pStyle w:val="a"/>
+        <w:spacing w:after="120"/>
+      </w:pPr>
+      <w:r>
+        <w:rPr>
+          <w:rFonts w:ascii="Times New Roman" w:hAnsi="Times New Roman"/>
+          <w:b/>
+          <w:color w:val="000000"/>
+          <w:sz w:val="24"/>
+        </w:rPr>
+        <w:t xml:space="preserve">І нині: </w:t>
+      </w:r>
+      <w:r>
+        <w:rPr>
+          <w:rFonts w:ascii="Times New Roman" w:hAnsi="Times New Roman"/>
+          <w:i/>
+          <w:color w:val="FF0000"/>
+          <w:sz w:val="24"/>
+        </w:rPr>
+        <w:t xml:space="preserve">Богородичний: </w:t>
+      </w:r>
+      <w:r>
+        <w:rPr>
+          <w:rFonts w:ascii="Times New Roman" w:hAnsi="Times New Roman"/>
+          <w:color w:val="000000"/>
+          <w:sz w:val="24"/>
+        </w:rPr>
+        <w:t>Мучеників славу, святителів і преподобних доброту, і вірних утвердження, пророків проповідь, — оспіваймо всесвяту Матір Господню.</w:t>
+      </w:r>
+    </w:p>
+    <w:p>
+      <w:pPr>
+        <w:pStyle w:val="Heading3"/>
+        <w:spacing w:after="120"/>
+        <w:jc w:val="center"/>
+      </w:pPr>
+      <w:r>
+        <w:rPr>
+          <w:rFonts w:ascii="Times New Roman" w:hAnsi="Times New Roman"/>
+          <w:i/>
+          <w:color w:val="FF0000"/>
+          <w:sz w:val="24"/>
+        </w:rPr>
+        <w:t>Пісня 5</w:t>
+      </w:r>
+    </w:p>
+    <w:p>
+      <w:pPr>
+        <w:pStyle w:val="a"/>
+        <w:spacing w:after="120"/>
+      </w:pPr>
+      <w:r>
+        <w:rPr>
+          <w:rFonts w:ascii="Times New Roman" w:hAnsi="Times New Roman"/>
+          <w:b/>
+          <w:i/>
+          <w:color w:val="FF0000"/>
+          <w:sz w:val="24"/>
+        </w:rPr>
+        <w:t>Ірмос (г. 3):</w:t>
+      </w:r>
+      <w:r>
+        <w:rPr>
+          <w:rFonts w:ascii="Times New Roman" w:hAnsi="Times New Roman"/>
+          <w:b/>
+          <w:i/>
+          <w:color w:val="FF0000"/>
+          <w:sz w:val="24"/>
+        </w:rPr>
+        <w:t xml:space="preserve"> </w:t>
+      </w:r>
+      <w:r>
+        <w:rPr>
+          <w:rFonts w:ascii="Times New Roman" w:hAnsi="Times New Roman"/>
+          <w:b/>
+          <w:color w:val="000000"/>
+          <w:sz w:val="24"/>
+        </w:rPr>
+        <w:t>Світлом Твоїм невечірнім, Христе Боже, осяй смиренну мою душу і настанови на страх Твій, бо повеління Твої — світло.</w:t>
+      </w:r>
+    </w:p>
+    <w:p>
+      <w:pPr>
+        <w:pStyle w:val="a"/>
+        <w:spacing w:after="120"/>
+      </w:pPr>
+      <w:r>
+        <w:rPr>
+          <w:rFonts w:ascii="Times New Roman" w:hAnsi="Times New Roman"/>
+          <w:i/>
+          <w:color w:val="FF0000"/>
+          <w:sz w:val="24"/>
+        </w:rPr>
+        <w:t xml:space="preserve">Стих: </w:t>
+      </w:r>
+      <w:r>
+        <w:rPr>
+          <w:rFonts w:ascii="Times New Roman" w:hAnsi="Times New Roman"/>
+          <w:sz w:val="24"/>
+          <w:u w:val="single"/>
+        </w:rPr>
+        <w:t>Усі святі, моліть Бога за нас.</w:t>
+      </w:r>
+    </w:p>
+    <w:p>
+      <w:pPr>
+        <w:pStyle w:val="a"/>
+        <w:spacing w:after="120"/>
+      </w:pPr>
+      <w:r>
+        <w:rPr>
+          <w:rFonts w:ascii="Times New Roman" w:hAnsi="Times New Roman"/>
+          <w:color w:val="000000"/>
+          <w:sz w:val="24"/>
+        </w:rPr>
+        <w:t>Ваші рани, страстотерпці Господні, стали незцілимими ранами для ворогів; нині ж ви зціл</w:t>
+      </w:r>
+      <w:r>
+        <w:rPr>
+          <w:rFonts w:ascii="Times New Roman" w:hAnsi="Times New Roman"/>
+          <w:sz w:val="24"/>
+        </w:rPr>
+        <w:t>ю</w:t>
+      </w:r>
+      <w:r>
+        <w:rPr>
+          <w:rFonts w:ascii="Times New Roman" w:hAnsi="Times New Roman"/>
+          <w:color w:val="000000"/>
+          <w:sz w:val="24"/>
+        </w:rPr>
+        <w:t>єте рани всіх вірних.</w:t>
+      </w:r>
+    </w:p>
+    <w:p>
+      <w:pPr>
+        <w:pStyle w:val="a"/>
+        <w:spacing w:after="120"/>
+      </w:pPr>
+      <w:r>
+        <w:rPr>
+          <w:rFonts w:ascii="Times New Roman" w:hAnsi="Times New Roman"/>
+          <w:i/>
+          <w:color w:val="FF0000"/>
+          <w:sz w:val="24"/>
+        </w:rPr>
+        <w:t xml:space="preserve">Стих: </w:t>
+      </w:r>
+      <w:r>
+        <w:rPr>
+          <w:rFonts w:ascii="Times New Roman" w:hAnsi="Times New Roman"/>
+          <w:sz w:val="24"/>
+          <w:u w:val="single"/>
+        </w:rPr>
+        <w:t>Усі святі, моліть Бога за нас.</w:t>
+      </w:r>
+    </w:p>
+    <w:p>
+      <w:pPr>
+        <w:pStyle w:val="a"/>
+        <w:spacing w:after="120"/>
+      </w:pPr>
+      <w:r>
+        <w:rPr>
+          <w:rFonts w:ascii="Times New Roman" w:hAnsi="Times New Roman"/>
+          <w:color w:val="000000"/>
+          <w:sz w:val="24"/>
+        </w:rPr>
+        <w:t xml:space="preserve">Оспіваймо безліч преподобних, і </w:t>
+      </w:r>
+      <w:r>
+        <w:rPr>
+          <w:rFonts w:ascii="Times New Roman" w:hAnsi="Times New Roman"/>
+          <w:color w:val="000000"/>
+          <w:sz w:val="24"/>
+        </w:rPr>
+        <w:t>ублажімо</w:t>
+      </w:r>
+      <w:r>
+        <w:rPr>
+          <w:rFonts w:ascii="Times New Roman" w:hAnsi="Times New Roman"/>
+          <w:color w:val="000000"/>
+          <w:sz w:val="24"/>
+        </w:rPr>
+        <w:t xml:space="preserve"> святителів Христових, і вшануймо пророків Його, які нині і завжди за нас моляться.</w:t>
+      </w:r>
+    </w:p>
+    <w:p>
+      <w:pPr>
+        <w:pStyle w:val="a"/>
+        <w:spacing w:after="120"/>
+      </w:pPr>
+      <w:r>
+        <w:rPr>
+          <w:rFonts w:ascii="Times New Roman" w:hAnsi="Times New Roman"/>
+          <w:i/>
+          <w:color w:val="FF0000"/>
+          <w:sz w:val="24"/>
+        </w:rPr>
+        <w:t xml:space="preserve">Стих: </w:t>
+      </w:r>
+      <w:r>
+        <w:rPr>
+          <w:rFonts w:ascii="Times New Roman" w:hAnsi="Times New Roman"/>
+          <w:sz w:val="24"/>
+          <w:u w:val="single"/>
+        </w:rPr>
+        <w:t>Усі святі, моліть Бога за нас.</w:t>
+      </w:r>
+    </w:p>
+    <w:p>
+      <w:pPr>
+        <w:pStyle w:val="a"/>
+        <w:spacing w:after="120"/>
+      </w:pPr>
+      <w:r>
+        <w:rPr>
+          <w:rFonts w:ascii="Times New Roman" w:hAnsi="Times New Roman"/>
+          <w:color w:val="000000"/>
+          <w:sz w:val="24"/>
+        </w:rPr>
+        <w:t>Всеславні</w:t>
+      </w:r>
+      <w:r>
+        <w:rPr>
+          <w:rFonts w:ascii="Times New Roman" w:hAnsi="Times New Roman"/>
+          <w:color w:val="000000"/>
+          <w:sz w:val="24"/>
+        </w:rPr>
+        <w:t xml:space="preserve"> </w:t>
+      </w:r>
+      <w:r>
+        <w:rPr>
+          <w:rFonts w:ascii="Times New Roman" w:hAnsi="Times New Roman"/>
+          <w:color w:val="000000"/>
+          <w:sz w:val="24"/>
+        </w:rPr>
+        <w:t>жони</w:t>
+      </w:r>
+      <w:r>
+        <w:rPr>
+          <w:rFonts w:ascii="Times New Roman" w:hAnsi="Times New Roman"/>
+          <w:color w:val="000000"/>
+          <w:sz w:val="24"/>
+        </w:rPr>
+        <w:t xml:space="preserve">, ви полюбили Бога, який воплотився заради нас, душею праведною страждали і </w:t>
+      </w:r>
+      <w:r>
+        <w:rPr>
+          <w:rFonts w:ascii="Times New Roman" w:hAnsi="Times New Roman"/>
+          <w:color w:val="000000"/>
+          <w:sz w:val="24"/>
+        </w:rPr>
+        <w:t>посталися</w:t>
+      </w:r>
+      <w:r>
+        <w:rPr>
+          <w:rFonts w:ascii="Times New Roman" w:hAnsi="Times New Roman"/>
+          <w:color w:val="000000"/>
+          <w:sz w:val="24"/>
+        </w:rPr>
+        <w:t>; і нині перебуваєте на небесах.</w:t>
+      </w:r>
+    </w:p>
+    <w:p>
+      <w:pPr>
+        <w:pStyle w:val="a"/>
+        <w:spacing w:after="120"/>
+      </w:pPr>
+      <w:r>
+        <w:rPr>
+          <w:rFonts w:ascii="Times New Roman" w:hAnsi="Times New Roman"/>
+          <w:b/>
+          <w:color w:val="000000"/>
+          <w:sz w:val="24"/>
+        </w:rPr>
+        <w:t xml:space="preserve">Слава: </w:t>
+      </w:r>
+      <w:r>
+        <w:rPr>
+          <w:rFonts w:ascii="Times New Roman" w:hAnsi="Times New Roman"/>
+          <w:color w:val="000000"/>
+          <w:sz w:val="24"/>
+        </w:rPr>
+        <w:t>Осели, Господи, тих, кого Ти взяв від землі, вірних рабів Твоїх, у країні живих, Христе, і сподоби їх, Господи, райської насолоди.</w:t>
+      </w:r>
+    </w:p>
+    <w:p>
+      <w:pPr>
+        <w:pStyle w:val="a"/>
+        <w:spacing w:after="120"/>
+      </w:pPr>
+      <w:r>
+        <w:rPr>
+          <w:rFonts w:ascii="Times New Roman" w:hAnsi="Times New Roman"/>
+          <w:b/>
+          <w:color w:val="000000"/>
+          <w:sz w:val="24"/>
+        </w:rPr>
+        <w:t xml:space="preserve">І нині: </w:t>
+      </w:r>
+      <w:r>
+        <w:rPr>
+          <w:rFonts w:ascii="Times New Roman" w:hAnsi="Times New Roman"/>
+          <w:i/>
+          <w:color w:val="FF0000"/>
+          <w:sz w:val="24"/>
+        </w:rPr>
+        <w:t xml:space="preserve">Богородичний: </w:t>
+      </w:r>
+      <w:r>
+        <w:rPr>
+          <w:rFonts w:ascii="Times New Roman" w:hAnsi="Times New Roman"/>
+          <w:color w:val="000000"/>
+          <w:sz w:val="24"/>
+        </w:rPr>
+        <w:t>Із Тебе, Пречиста, воплотився Бог і показав Тебе вищою за ангелів і перевершеною за все творіння, Владичице; тому Тебе оспівуємо.</w:t>
+      </w:r>
+    </w:p>
+    <w:p>
+      <w:pPr>
+        <w:pStyle w:val="Heading3"/>
+        <w:spacing w:after="120"/>
+        <w:jc w:val="center"/>
+      </w:pPr>
+      <w:r>
+        <w:rPr>
+          <w:rFonts w:ascii="Times New Roman" w:hAnsi="Times New Roman"/>
+          <w:i/>
+          <w:color w:val="FF0000"/>
+          <w:sz w:val="24"/>
+        </w:rPr>
+        <w:t>Пісня 6</w:t>
+      </w:r>
+    </w:p>
+    <w:p>
+      <w:pPr>
+        <w:pStyle w:val="a"/>
+        <w:spacing w:after="120"/>
+      </w:pPr>
+      <w:r>
+        <w:rPr>
+          <w:rFonts w:ascii="Times New Roman" w:hAnsi="Times New Roman"/>
+          <w:b/>
+          <w:i/>
+          <w:color w:val="FF0000"/>
+          <w:sz w:val="24"/>
+        </w:rPr>
+        <w:t>Ірмос (г. 3):</w:t>
+      </w:r>
+      <w:r>
+        <w:rPr>
+          <w:rFonts w:ascii="Times New Roman" w:hAnsi="Times New Roman"/>
+          <w:b/>
+          <w:i/>
+          <w:color w:val="FF0000"/>
+          <w:sz w:val="24"/>
+        </w:rPr>
+        <w:t xml:space="preserve"> </w:t>
+      </w:r>
+      <w:r>
+        <w:rPr>
+          <w:rFonts w:ascii="Times New Roman" w:hAnsi="Times New Roman"/>
+          <w:b/>
+          <w:color w:val="000000"/>
+          <w:sz w:val="24"/>
+        </w:rPr>
+        <w:t>Глибина пристрастей повстала на мене і буря супротивних вітрів, але, попередивши мене, Спасе, Ти спаси мене і визволи із тління, як Ти спас від звіра пророка.</w:t>
+      </w:r>
+    </w:p>
+    <w:p>
+      <w:pPr>
+        <w:pStyle w:val="a"/>
+        <w:spacing w:after="120"/>
+      </w:pPr>
+      <w:r>
+        <w:rPr>
+          <w:rFonts w:ascii="Times New Roman" w:hAnsi="Times New Roman"/>
+          <w:i/>
+          <w:color w:val="FF0000"/>
+          <w:sz w:val="24"/>
+        </w:rPr>
+        <w:t xml:space="preserve">Стих: </w:t>
+      </w:r>
+      <w:r>
+        <w:rPr>
+          <w:rFonts w:ascii="Times New Roman" w:hAnsi="Times New Roman"/>
+          <w:sz w:val="24"/>
+          <w:u w:val="single"/>
+        </w:rPr>
+        <w:t>Усі святі, моліть Бога за нас.</w:t>
+      </w:r>
+    </w:p>
+    <w:p>
+      <w:pPr>
+        <w:pStyle w:val="a"/>
+        <w:spacing w:after="120"/>
+      </w:pPr>
+      <w:r>
+        <w:rPr>
+          <w:rFonts w:ascii="Times New Roman" w:hAnsi="Times New Roman"/>
+          <w:color w:val="000000"/>
+          <w:sz w:val="24"/>
+        </w:rPr>
+        <w:t xml:space="preserve">Нехай вшануються священними піснями світильники чесної Церкви, Агнця і Пастиря святі і </w:t>
+      </w:r>
+      <w:r>
+        <w:rPr>
+          <w:rFonts w:ascii="Times New Roman" w:hAnsi="Times New Roman"/>
+          <w:color w:val="000000"/>
+          <w:sz w:val="24"/>
+        </w:rPr>
+        <w:t>всеславні</w:t>
+      </w:r>
+      <w:r>
+        <w:rPr>
+          <w:rFonts w:ascii="Times New Roman" w:hAnsi="Times New Roman"/>
+          <w:color w:val="000000"/>
+          <w:sz w:val="24"/>
+        </w:rPr>
+        <w:t xml:space="preserve"> Христові страстотерпці.</w:t>
+      </w:r>
+    </w:p>
+    <w:p>
+      <w:pPr>
+        <w:pStyle w:val="a"/>
+        <w:spacing w:after="120"/>
+      </w:pPr>
+      <w:r>
+        <w:rPr>
+          <w:rFonts w:ascii="Times New Roman" w:hAnsi="Times New Roman"/>
+          <w:i/>
+          <w:color w:val="FF0000"/>
+          <w:sz w:val="24"/>
+        </w:rPr>
+        <w:t xml:space="preserve">Стих: </w:t>
+      </w:r>
+      <w:r>
+        <w:rPr>
+          <w:rFonts w:ascii="Times New Roman" w:hAnsi="Times New Roman"/>
+          <w:sz w:val="24"/>
+          <w:u w:val="single"/>
+        </w:rPr>
+        <w:t>Усі святі, моліть Бога за нас.</w:t>
+      </w:r>
+    </w:p>
+    <w:p>
+      <w:pPr>
+        <w:pStyle w:val="a"/>
+        <w:spacing w:after="120"/>
+      </w:pPr>
+      <w:r>
+        <w:rPr>
+          <w:rFonts w:ascii="Times New Roman" w:hAnsi="Times New Roman"/>
+          <w:color w:val="000000"/>
+          <w:sz w:val="24"/>
+        </w:rPr>
+        <w:t>Підноситься собор преподобних, який у смиренні підносив Бога, і прославилось множество святителів добрими ділами, які прославляли Святу Тройцю.</w:t>
+      </w:r>
+    </w:p>
+    <w:p>
+      <w:pPr>
+        <w:pStyle w:val="a"/>
+        <w:spacing w:after="120"/>
+      </w:pPr>
+      <w:r>
+        <w:rPr>
+          <w:rFonts w:ascii="Times New Roman" w:hAnsi="Times New Roman"/>
+          <w:i/>
+          <w:color w:val="FF0000"/>
+          <w:sz w:val="24"/>
+        </w:rPr>
+        <w:t xml:space="preserve">Стих: </w:t>
+      </w:r>
+      <w:r>
+        <w:rPr>
+          <w:rFonts w:ascii="Times New Roman" w:hAnsi="Times New Roman"/>
+          <w:sz w:val="24"/>
+          <w:u w:val="single"/>
+        </w:rPr>
+        <w:t>Усі святі, моліть Бога за нас.</w:t>
+      </w:r>
+    </w:p>
+    <w:p>
+      <w:pPr>
+        <w:pStyle w:val="a"/>
+        <w:spacing w:after="120"/>
+      </w:pPr>
+      <w:r>
+        <w:rPr>
+          <w:rFonts w:ascii="Times New Roman" w:hAnsi="Times New Roman"/>
+          <w:color w:val="000000"/>
+          <w:sz w:val="24"/>
+        </w:rPr>
+        <w:t xml:space="preserve">Собор святих </w:t>
+      </w:r>
+      <w:r>
+        <w:rPr>
+          <w:rFonts w:ascii="Times New Roman" w:hAnsi="Times New Roman"/>
+          <w:color w:val="000000"/>
+          <w:sz w:val="24"/>
+        </w:rPr>
+        <w:t>жон</w:t>
+      </w:r>
+      <w:r>
+        <w:rPr>
+          <w:rFonts w:ascii="Times New Roman" w:hAnsi="Times New Roman"/>
+          <w:color w:val="000000"/>
+          <w:sz w:val="24"/>
+        </w:rPr>
+        <w:t xml:space="preserve">, подібно мужності мужів, </w:t>
+      </w:r>
+      <w:r>
+        <w:rPr>
+          <w:rFonts w:ascii="Times New Roman" w:hAnsi="Times New Roman"/>
+          <w:color w:val="000000"/>
+          <w:sz w:val="24"/>
+        </w:rPr>
+        <w:t>уранив</w:t>
+      </w:r>
+      <w:r>
+        <w:rPr>
+          <w:rFonts w:ascii="Times New Roman" w:hAnsi="Times New Roman"/>
+          <w:color w:val="000000"/>
+          <w:sz w:val="24"/>
+        </w:rPr>
+        <w:t xml:space="preserve"> беззаконних ворогів довершеним терпінням болістей і явленням божественних чудес.</w:t>
+      </w:r>
+    </w:p>
+    <w:p>
+      <w:pPr>
+        <w:pStyle w:val="a"/>
+        <w:spacing w:after="120"/>
+      </w:pPr>
+      <w:r>
+        <w:rPr>
+          <w:rFonts w:ascii="Times New Roman" w:hAnsi="Times New Roman"/>
+          <w:b/>
+          <w:color w:val="000000"/>
+          <w:sz w:val="24"/>
+        </w:rPr>
+        <w:t xml:space="preserve">Слава: </w:t>
+      </w:r>
+      <w:r>
+        <w:rPr>
+          <w:rFonts w:ascii="Times New Roman" w:hAnsi="Times New Roman"/>
+          <w:color w:val="000000"/>
+          <w:sz w:val="24"/>
+        </w:rPr>
+        <w:t>Тих, кого Ти взяв від землі у вірі, приєднай до собору святих і вчини на лоні Авраама вірних, Христе, щоб вони завжди прославляли Твою велику милість.</w:t>
+      </w:r>
+    </w:p>
+    <w:p>
+      <w:pPr>
+        <w:pStyle w:val="a"/>
+        <w:spacing w:after="120"/>
+      </w:pPr>
+      <w:r>
+        <w:rPr>
+          <w:rFonts w:ascii="Times New Roman" w:hAnsi="Times New Roman"/>
+          <w:b/>
+          <w:color w:val="000000"/>
+          <w:sz w:val="24"/>
+        </w:rPr>
+        <w:t xml:space="preserve">І нині: </w:t>
+      </w:r>
+      <w:r>
+        <w:rPr>
+          <w:rFonts w:ascii="Times New Roman" w:hAnsi="Times New Roman"/>
+          <w:i/>
+          <w:color w:val="FF0000"/>
+          <w:sz w:val="24"/>
+        </w:rPr>
+        <w:t xml:space="preserve">Богородичний: </w:t>
+      </w:r>
+      <w:r>
+        <w:rPr>
+          <w:rFonts w:ascii="Times New Roman" w:hAnsi="Times New Roman"/>
+          <w:color w:val="000000"/>
+          <w:sz w:val="24"/>
+        </w:rPr>
+        <w:t>Мучеників, пророків, і преподобних, і всіх від віку праведників Ти є похвала, Пречиста; тому радісними піснями шануємо Тебе разом з ними, Богородице.</w:t>
+      </w:r>
+    </w:p>
+    <w:p>
+      <w:pPr>
+        <w:pStyle w:val="Heading3"/>
+        <w:spacing w:after="120"/>
+        <w:jc w:val="center"/>
+      </w:pPr>
+      <w:r>
+        <w:rPr>
+          <w:rFonts w:ascii="Times New Roman" w:hAnsi="Times New Roman"/>
+          <w:b/>
+          <w:i/>
+          <w:color w:val="FF0000"/>
+          <w:sz w:val="24"/>
+        </w:rPr>
+        <w:t>Мала єктенія</w:t>
+      </w:r>
+    </w:p>
+    <w:p>
+      <w:pPr>
+        <w:pStyle w:val="a"/>
+        <w:spacing w:after="120"/>
+      </w:pPr>
+      <w:r>
+        <w:rPr>
+          <w:rFonts w:ascii="Times New Roman" w:hAnsi="Times New Roman"/>
+          <w:color w:val="000000"/>
+          <w:sz w:val="24"/>
+        </w:rPr>
+        <w:t>Ще і ще в мирі Господеві помолімся.</w:t>
+      </w:r>
+    </w:p>
+    <w:p>
+      <w:pPr>
+        <w:pStyle w:val="a"/>
+        <w:spacing w:after="120"/>
+      </w:pPr>
+      <w:r>
+        <w:rPr>
+          <w:rFonts w:ascii="Times New Roman" w:hAnsi="Times New Roman"/>
+          <w:i/>
+          <w:color w:val="FF0000"/>
+          <w:sz w:val="24"/>
+        </w:rPr>
+        <w:t>Вірні:</w:t>
+      </w:r>
+      <w:r>
+        <w:rPr>
+          <w:rFonts w:ascii="Times New Roman" w:hAnsi="Times New Roman"/>
+          <w:color w:val="000000"/>
+          <w:sz w:val="24"/>
+        </w:rPr>
+        <w:t xml:space="preserve"> Господи, помилуй.</w:t>
+      </w:r>
+    </w:p>
+    <w:p>
+      <w:pPr>
+        <w:pStyle w:val="a"/>
+        <w:spacing w:after="120"/>
+      </w:pPr>
+      <w:r>
+        <w:rPr>
+          <w:rFonts w:ascii="Times New Roman" w:hAnsi="Times New Roman"/>
+          <w:color w:val="000000"/>
+          <w:sz w:val="24"/>
+        </w:rPr>
+        <w:t>Заступи, спаси, помилуй і охорони нас, Боже, твоєю благодаттю.</w:t>
+      </w:r>
+    </w:p>
+    <w:p>
+      <w:pPr>
+        <w:pStyle w:val="a"/>
+        <w:spacing w:after="120"/>
+      </w:pPr>
+      <w:r>
+        <w:rPr>
+          <w:rFonts w:ascii="Times New Roman" w:hAnsi="Times New Roman"/>
+          <w:i/>
+          <w:color w:val="FF0000"/>
+          <w:sz w:val="24"/>
+        </w:rPr>
+        <w:t>Вірні:</w:t>
+      </w:r>
+      <w:r>
+        <w:rPr>
+          <w:rFonts w:ascii="Times New Roman" w:hAnsi="Times New Roman"/>
+          <w:color w:val="000000"/>
+          <w:sz w:val="24"/>
+        </w:rPr>
+        <w:t xml:space="preserve"> Господи, помилуй.</w:t>
+      </w:r>
+    </w:p>
+    <w:p>
+      <w:pPr>
+        <w:pStyle w:val="a"/>
+        <w:spacing w:after="120"/>
+      </w:pPr>
+      <w:r>
+        <w:rPr>
+          <w:rFonts w:ascii="Times New Roman" w:hAnsi="Times New Roman"/>
+          <w:color w:val="000000"/>
+          <w:sz w:val="24"/>
+        </w:rPr>
+        <w:t>Пресвяту, пречисту, преблагословенну, славну Владичицю нашу Богородицю і приснодіву Марію, з усіма святими пом'янувши, самі себе, і один одного, і все життя наше Христу Богові віддаймо.</w:t>
+      </w:r>
+    </w:p>
+    <w:p>
+      <w:pPr>
+        <w:pStyle w:val="a"/>
+        <w:spacing w:after="120"/>
+      </w:pPr>
+      <w:r>
+        <w:rPr>
+          <w:rFonts w:ascii="Times New Roman" w:hAnsi="Times New Roman"/>
+          <w:i/>
+          <w:color w:val="FF0000"/>
+          <w:sz w:val="24"/>
+        </w:rPr>
+        <w:t>Вірні:</w:t>
+      </w:r>
+      <w:r>
+        <w:rPr>
+          <w:rFonts w:ascii="Times New Roman" w:hAnsi="Times New Roman"/>
+          <w:color w:val="000000"/>
+          <w:sz w:val="24"/>
+        </w:rPr>
+        <w:t xml:space="preserve"> Тобі, Господи.</w:t>
+      </w:r>
+    </w:p>
+    <w:p>
+      <w:pPr>
+        <w:pStyle w:val="a"/>
+        <w:spacing w:after="120"/>
+      </w:pPr>
+      <w:r>
+        <w:rPr>
+          <w:rFonts w:ascii="Times New Roman" w:hAnsi="Times New Roman"/>
+          <w:sz w:val="24"/>
+          <w:u w:val="single"/>
+        </w:rPr>
+        <w:t>[Дякуємо тобі, Господи, Боже спасіння нашого, бо ти все робиш для добра життя нашого, щоб ми завжди на тебе споглядали, Спасителю й Доброчинцю душ наших. Бо ти дав спокій нам у час минулої ночі й підвів нас, щоб ми поклонялися величному імені твоєму. Тому молимо тебе, Господи: Дай нам ласку й силу, щоб ми стали гідними співати тобі розумно й молитися безупинно та в страсі і тремтінні над нашим спасінням працювали, при заступництві Христа твого. Пом'яни, Господи, і тих, що вночі до тебе кличуть. Вислухай їх і помилуй, і круши під ноги їх невидимих і войовничих ворогів.]</w:t>
+      </w:r>
+    </w:p>
+    <w:p>
+      <w:pPr>
+        <w:pStyle w:val="a"/>
+        <w:spacing w:after="120"/>
+      </w:pPr>
+      <w:r>
+        <w:rPr>
+          <w:rFonts w:ascii="Times New Roman" w:hAnsi="Times New Roman"/>
+          <w:i/>
+          <w:color w:val="FF0000"/>
+          <w:sz w:val="24"/>
+        </w:rPr>
+        <w:t>Священик:</w:t>
+      </w:r>
+      <w:r>
+        <w:rPr>
+          <w:rFonts w:ascii="Times New Roman" w:hAnsi="Times New Roman"/>
+          <w:i/>
+          <w:color w:val="FF0000"/>
+          <w:sz w:val="24"/>
+        </w:rPr>
+        <w:t xml:space="preserve"> </w:t>
+      </w:r>
+      <w:r>
+        <w:rPr>
+          <w:rFonts w:ascii="Times New Roman" w:hAnsi="Times New Roman"/>
+          <w:color w:val="000000"/>
+          <w:sz w:val="24"/>
+        </w:rPr>
+        <w:t>Бо Ти цар миру і Спас душ наших і Тобі славу возсилаємо: Отцю, і Сину, і Святому Духові</w:t>
+      </w:r>
+      <w:r>
+        <w:rPr>
+          <w:rFonts w:ascii="Times New Roman" w:hAnsi="Times New Roman"/>
+          <w:sz w:val="24"/>
+        </w:rPr>
+        <w:t>, нині і повсякчас, і на віки віків.</w:t>
+      </w:r>
+    </w:p>
+    <w:p>
+      <w:pPr>
+        <w:pStyle w:val="a"/>
+        <w:spacing w:after="120"/>
+      </w:pPr>
+      <w:r>
+        <w:rPr>
+          <w:rFonts w:ascii="Times New Roman" w:hAnsi="Times New Roman"/>
+          <w:i/>
+          <w:color w:val="FF0000"/>
+          <w:sz w:val="24"/>
+        </w:rPr>
+        <w:t>Вірні:</w:t>
+      </w:r>
+      <w:r>
+        <w:rPr>
+          <w:rFonts w:ascii="Times New Roman" w:hAnsi="Times New Roman"/>
+          <w:color w:val="FF0000"/>
+          <w:sz w:val="24"/>
+        </w:rPr>
+        <w:t xml:space="preserve"> </w:t>
+      </w:r>
+      <w:r>
+        <w:rPr>
+          <w:rFonts w:ascii="Times New Roman" w:hAnsi="Times New Roman"/>
+          <w:sz w:val="24"/>
+        </w:rPr>
+        <w:t>Амінь</w:t>
+      </w:r>
+      <w:r>
+        <w:rPr>
+          <w:rFonts w:ascii="Times New Roman" w:hAnsi="Times New Roman"/>
+          <w:i/>
+          <w:sz w:val="24"/>
+        </w:rPr>
+        <w:t>.</w:t>
+      </w:r>
+    </w:p>
+    <w:p>
+      <w:pPr>
+        <w:pStyle w:val="Heading3"/>
+        <w:spacing w:after="120"/>
+        <w:jc w:val="center"/>
+      </w:pPr>
+      <w:r>
+        <w:rPr>
+          <w:rFonts w:ascii="Times New Roman" w:hAnsi="Times New Roman"/>
+          <w:i/>
+          <w:color w:val="FF0000"/>
+          <w:sz w:val="24"/>
+        </w:rPr>
+        <w:t>Пісня 7</w:t>
+      </w:r>
+    </w:p>
+    <w:p>
+      <w:pPr>
+        <w:pStyle w:val="a"/>
+        <w:spacing w:after="120"/>
+      </w:pPr>
+      <w:r>
+        <w:rPr>
+          <w:rFonts w:ascii="Times New Roman" w:hAnsi="Times New Roman"/>
+          <w:b/>
+          <w:i/>
+          <w:color w:val="FF0000"/>
+          <w:sz w:val="24"/>
+        </w:rPr>
+        <w:t>Ірмос (г. 3):</w:t>
+      </w:r>
+      <w:r>
+        <w:rPr>
+          <w:rFonts w:ascii="Times New Roman" w:hAnsi="Times New Roman"/>
+          <w:b/>
+          <w:i/>
+          <w:color w:val="FF0000"/>
+          <w:sz w:val="24"/>
+        </w:rPr>
+        <w:t xml:space="preserve"> </w:t>
+      </w:r>
+      <w:r>
+        <w:rPr>
+          <w:rFonts w:ascii="Times New Roman" w:hAnsi="Times New Roman"/>
+          <w:b/>
+          <w:color w:val="000000"/>
+          <w:sz w:val="24"/>
+        </w:rPr>
+        <w:t xml:space="preserve">Три юнаки в печі </w:t>
+      </w:r>
+      <w:r>
+        <w:rPr>
+          <w:rFonts w:ascii="Times New Roman" w:hAnsi="Times New Roman"/>
+          <w:b/>
+          <w:color w:val="000000"/>
+          <w:sz w:val="24"/>
+        </w:rPr>
+        <w:t>прообразували</w:t>
+      </w:r>
+      <w:r>
+        <w:rPr>
+          <w:rFonts w:ascii="Times New Roman" w:hAnsi="Times New Roman"/>
+          <w:b/>
+          <w:color w:val="000000"/>
+          <w:sz w:val="24"/>
+        </w:rPr>
+        <w:t xml:space="preserve"> Святу Тройцю, покарання вогняне подолали і співаючи взивали: благословенний, Боже отців наших.</w:t>
+      </w:r>
+    </w:p>
+    <w:p>
+      <w:pPr>
+        <w:pStyle w:val="a"/>
+        <w:spacing w:after="120"/>
+      </w:pPr>
+      <w:r>
+        <w:rPr>
+          <w:rFonts w:ascii="Times New Roman" w:hAnsi="Times New Roman"/>
+          <w:i/>
+          <w:color w:val="FF0000"/>
+          <w:sz w:val="24"/>
+        </w:rPr>
+        <w:t xml:space="preserve">Стих: </w:t>
+      </w:r>
+      <w:r>
+        <w:rPr>
+          <w:rFonts w:ascii="Times New Roman" w:hAnsi="Times New Roman"/>
+          <w:sz w:val="24"/>
+          <w:u w:val="single"/>
+        </w:rPr>
+        <w:t>Усі святі, моліть Бога за нас.</w:t>
+      </w:r>
+    </w:p>
+    <w:p>
+      <w:pPr>
+        <w:pStyle w:val="a"/>
+        <w:spacing w:after="120"/>
+      </w:pPr>
+      <w:r>
+        <w:rPr>
+          <w:rFonts w:ascii="Times New Roman" w:hAnsi="Times New Roman"/>
+          <w:color w:val="000000"/>
+          <w:sz w:val="24"/>
+        </w:rPr>
+        <w:t xml:space="preserve">Стоячи посеред вогню, ви, преславні страстотерпці Господні, приймали з небес божественну росу, і померши в муках, мертвим зробили </w:t>
+      </w:r>
+      <w:r>
+        <w:rPr>
+          <w:rFonts w:ascii="Times New Roman" w:hAnsi="Times New Roman"/>
+          <w:color w:val="000000"/>
+          <w:sz w:val="24"/>
+        </w:rPr>
+        <w:t>багатозлобного</w:t>
+      </w:r>
+      <w:r>
+        <w:rPr>
+          <w:rFonts w:ascii="Times New Roman" w:hAnsi="Times New Roman"/>
+          <w:color w:val="000000"/>
+          <w:sz w:val="24"/>
+        </w:rPr>
+        <w:t xml:space="preserve"> ворога.</w:t>
+      </w:r>
+    </w:p>
+    <w:p>
+      <w:pPr>
+        <w:pStyle w:val="a"/>
+        <w:spacing w:after="120"/>
+      </w:pPr>
+      <w:r>
+        <w:rPr>
+          <w:rFonts w:ascii="Times New Roman" w:hAnsi="Times New Roman"/>
+          <w:i/>
+          <w:color w:val="FF0000"/>
+          <w:sz w:val="24"/>
+        </w:rPr>
+        <w:t xml:space="preserve">Стих: </w:t>
+      </w:r>
+      <w:r>
+        <w:rPr>
+          <w:rFonts w:ascii="Times New Roman" w:hAnsi="Times New Roman"/>
+          <w:sz w:val="24"/>
+          <w:u w:val="single"/>
+        </w:rPr>
+        <w:t>Усі святі, моліть Бога за нас.</w:t>
+      </w:r>
+    </w:p>
+    <w:p>
+      <w:pPr>
+        <w:pStyle w:val="a"/>
+        <w:spacing w:after="120"/>
+      </w:pPr>
+      <w:r>
+        <w:rPr>
+          <w:rFonts w:ascii="Times New Roman" w:hAnsi="Times New Roman"/>
+          <w:color w:val="000000"/>
+          <w:sz w:val="24"/>
+        </w:rPr>
+        <w:t xml:space="preserve">Божественні святителі, ви як корабель направляли Церкву, зберігаючи її </w:t>
+      </w:r>
+      <w:r>
+        <w:rPr>
+          <w:rFonts w:ascii="Times New Roman" w:hAnsi="Times New Roman"/>
+          <w:color w:val="000000"/>
+          <w:sz w:val="24"/>
+        </w:rPr>
+        <w:t>непотоплюваною</w:t>
+      </w:r>
+      <w:r>
+        <w:rPr>
+          <w:rFonts w:ascii="Times New Roman" w:hAnsi="Times New Roman"/>
+          <w:color w:val="000000"/>
+          <w:sz w:val="24"/>
+        </w:rPr>
+        <w:t>, уникнувши омани воістину хвиль злих.</w:t>
+      </w:r>
+    </w:p>
+    <w:p>
+      <w:pPr>
+        <w:pStyle w:val="a"/>
+        <w:spacing w:after="120"/>
+      </w:pPr>
+      <w:r>
+        <w:rPr>
+          <w:rFonts w:ascii="Times New Roman" w:hAnsi="Times New Roman"/>
+          <w:i/>
+          <w:color w:val="FF0000"/>
+          <w:sz w:val="24"/>
+        </w:rPr>
+        <w:t xml:space="preserve">Стих: </w:t>
+      </w:r>
+      <w:r>
+        <w:rPr>
+          <w:rFonts w:ascii="Times New Roman" w:hAnsi="Times New Roman"/>
+          <w:sz w:val="24"/>
+          <w:u w:val="single"/>
+        </w:rPr>
+        <w:t>Усі святі, моліть Бога за нас.</w:t>
+      </w:r>
+    </w:p>
+    <w:p>
+      <w:pPr>
+        <w:pStyle w:val="a"/>
+        <w:spacing w:after="120"/>
+      </w:pPr>
+      <w:r>
+        <w:rPr>
+          <w:rFonts w:ascii="Times New Roman" w:hAnsi="Times New Roman"/>
+          <w:color w:val="000000"/>
+          <w:sz w:val="24"/>
+        </w:rPr>
+        <w:t xml:space="preserve">Істинні </w:t>
+      </w:r>
+      <w:r>
+        <w:rPr>
+          <w:rFonts w:ascii="Times New Roman" w:hAnsi="Times New Roman"/>
+          <w:color w:val="000000"/>
+          <w:sz w:val="24"/>
+        </w:rPr>
+        <w:t>посники</w:t>
+      </w:r>
+      <w:r>
+        <w:rPr>
+          <w:rFonts w:ascii="Times New Roman" w:hAnsi="Times New Roman"/>
+          <w:color w:val="000000"/>
+          <w:sz w:val="24"/>
+        </w:rPr>
+        <w:t xml:space="preserve"> умертвили святими подвигами плоть, успадкувавши нестаріюче життя безстрастя, співаючи: благословенний Господи, Боже отців наших.</w:t>
+      </w:r>
+    </w:p>
+    <w:p>
+      <w:pPr>
+        <w:pStyle w:val="a"/>
+        <w:spacing w:after="120"/>
+      </w:pPr>
+      <w:r>
+        <w:rPr>
+          <w:rFonts w:ascii="Times New Roman" w:hAnsi="Times New Roman"/>
+          <w:b/>
+          <w:color w:val="000000"/>
+          <w:sz w:val="24"/>
+        </w:rPr>
+        <w:t xml:space="preserve">Слава: </w:t>
+      </w:r>
+      <w:r>
+        <w:rPr>
+          <w:rFonts w:ascii="Times New Roman" w:hAnsi="Times New Roman"/>
+          <w:color w:val="000000"/>
+          <w:sz w:val="24"/>
+        </w:rPr>
+        <w:t xml:space="preserve">Не зроби винними на суді рабів Твоїх, яких Ти </w:t>
+      </w:r>
+      <w:r>
+        <w:rPr>
+          <w:rFonts w:ascii="Times New Roman" w:hAnsi="Times New Roman"/>
+          <w:color w:val="000000"/>
+          <w:sz w:val="24"/>
+        </w:rPr>
+        <w:t>преставив</w:t>
+      </w:r>
+      <w:r>
+        <w:rPr>
+          <w:rFonts w:ascii="Times New Roman" w:hAnsi="Times New Roman"/>
+          <w:color w:val="000000"/>
+          <w:sz w:val="24"/>
+        </w:rPr>
+        <w:t xml:space="preserve"> у вірі, але упокой, Слове, у світлості святих Твоїх, щоб вони оспівували Твоє </w:t>
+      </w:r>
+      <w:r>
+        <w:rPr>
+          <w:rFonts w:ascii="Times New Roman" w:hAnsi="Times New Roman"/>
+          <w:color w:val="000000"/>
+          <w:sz w:val="24"/>
+        </w:rPr>
+        <w:t>благоутробіє</w:t>
+      </w:r>
+      <w:r>
+        <w:rPr>
+          <w:rFonts w:ascii="Times New Roman" w:hAnsi="Times New Roman"/>
+          <w:color w:val="000000"/>
+          <w:sz w:val="24"/>
+        </w:rPr>
+        <w:t>.</w:t>
+      </w:r>
+    </w:p>
+    <w:p>
+      <w:pPr>
+        <w:pStyle w:val="a"/>
+        <w:spacing w:after="120"/>
+      </w:pPr>
+      <w:r>
+        <w:rPr>
+          <w:rFonts w:ascii="Times New Roman" w:hAnsi="Times New Roman"/>
+          <w:b/>
+          <w:color w:val="000000"/>
+          <w:sz w:val="24"/>
+        </w:rPr>
+        <w:t xml:space="preserve">І нині: </w:t>
+      </w:r>
+      <w:r>
+        <w:rPr>
+          <w:rFonts w:ascii="Times New Roman" w:hAnsi="Times New Roman"/>
+          <w:i/>
+          <w:color w:val="FF0000"/>
+          <w:sz w:val="24"/>
+        </w:rPr>
+        <w:t xml:space="preserve">Богородичний: </w:t>
+      </w:r>
+      <w:r>
+        <w:rPr>
+          <w:rFonts w:ascii="Times New Roman" w:hAnsi="Times New Roman"/>
+          <w:color w:val="000000"/>
+          <w:sz w:val="24"/>
+        </w:rPr>
+        <w:t xml:space="preserve">Мучеників, і преподобних, і пророків, і святих </w:t>
+      </w:r>
+      <w:r>
+        <w:rPr>
+          <w:rFonts w:ascii="Times New Roman" w:hAnsi="Times New Roman"/>
+          <w:color w:val="000000"/>
+          <w:sz w:val="24"/>
+        </w:rPr>
+        <w:t>жон</w:t>
+      </w:r>
+      <w:r>
+        <w:rPr>
+          <w:rFonts w:ascii="Times New Roman" w:hAnsi="Times New Roman"/>
+          <w:color w:val="000000"/>
+          <w:sz w:val="24"/>
+        </w:rPr>
+        <w:t xml:space="preserve">, і всіх святителів, які праведно пожили, Ти, </w:t>
+      </w:r>
+      <w:r>
+        <w:rPr>
+          <w:rFonts w:ascii="Times New Roman" w:hAnsi="Times New Roman"/>
+          <w:color w:val="000000"/>
+          <w:sz w:val="24"/>
+        </w:rPr>
+        <w:t>Всенепорочна</w:t>
+      </w:r>
+      <w:r>
+        <w:rPr>
+          <w:rFonts w:ascii="Times New Roman" w:hAnsi="Times New Roman"/>
+          <w:color w:val="000000"/>
+          <w:sz w:val="24"/>
+        </w:rPr>
+        <w:t>, воістину слава; з ними ж шануємо Тебе.</w:t>
+      </w:r>
+    </w:p>
+    <w:p>
+      <w:pPr>
+        <w:pStyle w:val="Heading3"/>
+        <w:spacing w:after="120"/>
+        <w:jc w:val="center"/>
+      </w:pPr>
+      <w:r>
+        <w:rPr>
+          <w:rFonts w:ascii="Times New Roman" w:hAnsi="Times New Roman"/>
+          <w:i/>
+          <w:color w:val="FF0000"/>
+          <w:sz w:val="24"/>
+        </w:rPr>
+        <w:t>Пісня 8</w:t>
+      </w:r>
+    </w:p>
+    <w:p>
+      <w:pPr>
+        <w:pStyle w:val="a"/>
+        <w:spacing w:after="120"/>
+      </w:pPr>
+      <w:r>
+        <w:rPr>
+          <w:rFonts w:ascii="Times New Roman" w:hAnsi="Times New Roman"/>
+          <w:b/>
+          <w:i/>
+          <w:color w:val="FF0000"/>
+          <w:sz w:val="24"/>
+        </w:rPr>
+        <w:t>Ірмос (г. 3):</w:t>
+      </w:r>
+      <w:r>
+        <w:rPr>
+          <w:rFonts w:ascii="Times New Roman" w:hAnsi="Times New Roman"/>
+          <w:b/>
+          <w:i/>
+          <w:color w:val="FF0000"/>
+          <w:sz w:val="24"/>
+        </w:rPr>
+        <w:t xml:space="preserve"> </w:t>
+      </w:r>
+      <w:r>
+        <w:rPr>
+          <w:rFonts w:ascii="Times New Roman" w:hAnsi="Times New Roman"/>
+          <w:b/>
+          <w:color w:val="000000"/>
+          <w:sz w:val="24"/>
+        </w:rPr>
+        <w:t xml:space="preserve">Ангелами </w:t>
+      </w:r>
+      <w:r>
+        <w:rPr>
+          <w:rFonts w:ascii="Times New Roman" w:hAnsi="Times New Roman"/>
+          <w:b/>
+          <w:color w:val="000000"/>
+          <w:sz w:val="24"/>
+        </w:rPr>
+        <w:t>невмовкно</w:t>
+      </w:r>
+      <w:r>
+        <w:rPr>
+          <w:rFonts w:ascii="Times New Roman" w:hAnsi="Times New Roman"/>
+          <w:b/>
+          <w:color w:val="000000"/>
+          <w:sz w:val="24"/>
+        </w:rPr>
+        <w:t xml:space="preserve"> у вишніх </w:t>
+      </w:r>
+      <w:r>
+        <w:rPr>
+          <w:rFonts w:ascii="Times New Roman" w:hAnsi="Times New Roman"/>
+          <w:b/>
+          <w:color w:val="000000"/>
+          <w:sz w:val="24"/>
+        </w:rPr>
+        <w:t>славимого</w:t>
+      </w:r>
+      <w:r>
+        <w:rPr>
+          <w:rFonts w:ascii="Times New Roman" w:hAnsi="Times New Roman"/>
+          <w:b/>
+          <w:color w:val="000000"/>
+          <w:sz w:val="24"/>
+        </w:rPr>
+        <w:t xml:space="preserve"> Бога, небеса небес, земля, і гори, і пагорби, і море, і весь рід людський, піснями Його як Творця і Визволителя благословляйте і прославляйте по всі віки.</w:t>
+      </w:r>
+    </w:p>
+    <w:p>
+      <w:pPr>
+        <w:pStyle w:val="a"/>
+        <w:spacing w:after="120"/>
+      </w:pPr>
+      <w:r>
+        <w:rPr>
+          <w:rFonts w:ascii="Times New Roman" w:hAnsi="Times New Roman"/>
+          <w:i/>
+          <w:color w:val="FF0000"/>
+          <w:sz w:val="24"/>
+        </w:rPr>
+        <w:t xml:space="preserve">Стих: </w:t>
+      </w:r>
+      <w:r>
+        <w:rPr>
+          <w:rFonts w:ascii="Times New Roman" w:hAnsi="Times New Roman"/>
+          <w:sz w:val="24"/>
+          <w:u w:val="single"/>
+        </w:rPr>
+        <w:t>Усі святі, моліть Бога за нас.</w:t>
+      </w:r>
+    </w:p>
+    <w:p>
+      <w:pPr>
+        <w:pStyle w:val="a"/>
+        <w:spacing w:after="120"/>
+      </w:pPr>
+      <w:r>
+        <w:rPr>
+          <w:rFonts w:ascii="Times New Roman" w:hAnsi="Times New Roman"/>
+          <w:color w:val="000000"/>
+          <w:sz w:val="24"/>
+        </w:rPr>
+        <w:t xml:space="preserve">Поранені і дуже обтяжені болістями, Господні страстотерпці, ви не </w:t>
+      </w:r>
+      <w:r>
+        <w:rPr>
+          <w:rFonts w:ascii="Times New Roman" w:hAnsi="Times New Roman"/>
+          <w:color w:val="000000"/>
+          <w:sz w:val="24"/>
+        </w:rPr>
+        <w:t>відреклися</w:t>
+      </w:r>
+      <w:r>
+        <w:rPr>
+          <w:rFonts w:ascii="Times New Roman" w:hAnsi="Times New Roman"/>
+          <w:color w:val="000000"/>
+          <w:sz w:val="24"/>
+        </w:rPr>
+        <w:t xml:space="preserve"> істинного Життя і не поклонилися ідолам і омані лукавого.</w:t>
+      </w:r>
+    </w:p>
+    <w:p>
+      <w:pPr>
+        <w:pStyle w:val="a"/>
+        <w:spacing w:after="120"/>
+      </w:pPr>
+      <w:r>
+        <w:rPr>
+          <w:rFonts w:ascii="Times New Roman" w:hAnsi="Times New Roman"/>
+          <w:i/>
+          <w:color w:val="FF0000"/>
+          <w:sz w:val="24"/>
+        </w:rPr>
+        <w:t xml:space="preserve">Стих: </w:t>
+      </w:r>
+      <w:r>
+        <w:rPr>
+          <w:rFonts w:ascii="Times New Roman" w:hAnsi="Times New Roman"/>
+          <w:sz w:val="24"/>
+          <w:u w:val="single"/>
+        </w:rPr>
+        <w:t>Усі святі, моліть Бога за нас.</w:t>
+      </w:r>
+    </w:p>
+    <w:p>
+      <w:pPr>
+        <w:pStyle w:val="a"/>
+        <w:spacing w:after="120"/>
+      </w:pPr>
+      <w:r>
+        <w:rPr>
+          <w:rFonts w:ascii="Times New Roman" w:hAnsi="Times New Roman"/>
+          <w:color w:val="000000"/>
+          <w:sz w:val="24"/>
+        </w:rPr>
+        <w:t xml:space="preserve">Світильники, поставлені на свічнику чесних чеснот, ви просвіщаєте душі, всяку темряву розганяючи, страстотерпці </w:t>
+      </w:r>
+      <w:r>
+        <w:rPr>
+          <w:rFonts w:ascii="Times New Roman" w:hAnsi="Times New Roman"/>
+          <w:color w:val="000000"/>
+          <w:sz w:val="24"/>
+        </w:rPr>
+        <w:t>священнодіючі</w:t>
+      </w:r>
+      <w:r>
+        <w:rPr>
+          <w:rFonts w:ascii="Times New Roman" w:hAnsi="Times New Roman"/>
+          <w:color w:val="000000"/>
+          <w:sz w:val="24"/>
+        </w:rPr>
+        <w:t xml:space="preserve">, </w:t>
+      </w:r>
+      <w:r>
+        <w:rPr>
+          <w:rFonts w:ascii="Times New Roman" w:hAnsi="Times New Roman"/>
+          <w:color w:val="000000"/>
+          <w:sz w:val="24"/>
+        </w:rPr>
+        <w:t>співжителі</w:t>
+      </w:r>
+      <w:r>
+        <w:rPr>
+          <w:rFonts w:ascii="Times New Roman" w:hAnsi="Times New Roman"/>
+          <w:color w:val="000000"/>
+          <w:sz w:val="24"/>
+        </w:rPr>
+        <w:t xml:space="preserve"> небесних сил.</w:t>
+      </w:r>
+    </w:p>
+    <w:p>
+      <w:pPr>
+        <w:pStyle w:val="a"/>
+        <w:spacing w:after="120"/>
+      </w:pPr>
+      <w:r>
+        <w:rPr>
+          <w:rFonts w:ascii="Times New Roman" w:hAnsi="Times New Roman"/>
+          <w:i/>
+          <w:color w:val="FF0000"/>
+          <w:sz w:val="24"/>
+        </w:rPr>
+        <w:t xml:space="preserve">Стих: </w:t>
+      </w:r>
+      <w:r>
+        <w:rPr>
+          <w:rFonts w:ascii="Times New Roman" w:hAnsi="Times New Roman"/>
+          <w:sz w:val="24"/>
+          <w:u w:val="single"/>
+        </w:rPr>
+        <w:t>Усі святі, моліть Бога за нас.</w:t>
+      </w:r>
+    </w:p>
+    <w:p>
+      <w:pPr>
+        <w:pStyle w:val="a"/>
+        <w:spacing w:after="120"/>
+      </w:pPr>
+      <w:r>
+        <w:rPr>
+          <w:rFonts w:ascii="Times New Roman" w:hAnsi="Times New Roman"/>
+          <w:color w:val="000000"/>
+          <w:sz w:val="24"/>
+        </w:rPr>
+        <w:t>Достохвальні</w:t>
+      </w:r>
+      <w:r>
+        <w:rPr>
+          <w:rFonts w:ascii="Times New Roman" w:hAnsi="Times New Roman"/>
+          <w:color w:val="000000"/>
+          <w:sz w:val="24"/>
+        </w:rPr>
+        <w:t xml:space="preserve"> пророки, і преподобних собори, і </w:t>
+      </w:r>
+      <w:r>
+        <w:rPr>
+          <w:rFonts w:ascii="Times New Roman" w:hAnsi="Times New Roman"/>
+          <w:color w:val="000000"/>
+          <w:sz w:val="24"/>
+        </w:rPr>
+        <w:t>достославне</w:t>
+      </w:r>
+      <w:r>
+        <w:rPr>
+          <w:rFonts w:ascii="Times New Roman" w:hAnsi="Times New Roman"/>
+          <w:color w:val="000000"/>
+          <w:sz w:val="24"/>
+        </w:rPr>
+        <w:t xml:space="preserve"> множество побожних </w:t>
+      </w:r>
+      <w:r>
+        <w:rPr>
+          <w:rFonts w:ascii="Times New Roman" w:hAnsi="Times New Roman"/>
+          <w:color w:val="000000"/>
+          <w:sz w:val="24"/>
+        </w:rPr>
+        <w:t>жон</w:t>
+      </w:r>
+      <w:r>
+        <w:rPr>
+          <w:rFonts w:ascii="Times New Roman" w:hAnsi="Times New Roman"/>
+          <w:color w:val="000000"/>
+          <w:sz w:val="24"/>
+        </w:rPr>
+        <w:t>, за нас моліться Спасу і Богу.</w:t>
+      </w:r>
+    </w:p>
+    <w:p>
+      <w:pPr>
+        <w:pStyle w:val="a"/>
+        <w:spacing w:after="120"/>
+      </w:pPr>
+      <w:r>
+        <w:rPr>
+          <w:rFonts w:ascii="Times New Roman" w:hAnsi="Times New Roman"/>
+          <w:b/>
+          <w:color w:val="000000"/>
+          <w:sz w:val="24"/>
+        </w:rPr>
+        <w:t xml:space="preserve">Благословім Отця і Сина і Святого Духа Господа: </w:t>
+      </w:r>
+      <w:r>
+        <w:rPr>
+          <w:rFonts w:ascii="Times New Roman" w:hAnsi="Times New Roman"/>
+          <w:color w:val="000000"/>
+          <w:sz w:val="24"/>
+        </w:rPr>
+        <w:t xml:space="preserve">Ти, що живими володієш, тих, кого </w:t>
+      </w:r>
+      <w:r>
+        <w:rPr>
+          <w:rFonts w:ascii="Times New Roman" w:hAnsi="Times New Roman"/>
+          <w:color w:val="000000"/>
+          <w:sz w:val="24"/>
+        </w:rPr>
+        <w:t>преставив</w:t>
+      </w:r>
+      <w:r>
+        <w:rPr>
+          <w:rFonts w:ascii="Times New Roman" w:hAnsi="Times New Roman"/>
+          <w:color w:val="000000"/>
+          <w:sz w:val="24"/>
+        </w:rPr>
+        <w:t xml:space="preserve"> від землі вірних, упокой зі святими у світлі лиця Твого, подаючи їм прощення гріхів, заради великого Твого, Спасе, милосердя.</w:t>
+      </w:r>
+    </w:p>
+    <w:p>
+      <w:pPr>
+        <w:pStyle w:val="a"/>
+        <w:spacing w:after="120"/>
+      </w:pPr>
+      <w:r>
+        <w:rPr>
+          <w:rFonts w:ascii="Times New Roman" w:hAnsi="Times New Roman"/>
+          <w:b/>
+          <w:color w:val="000000"/>
+          <w:sz w:val="24"/>
+        </w:rPr>
+        <w:t xml:space="preserve">І нині: </w:t>
+      </w:r>
+      <w:r>
+        <w:rPr>
+          <w:rFonts w:ascii="Times New Roman" w:hAnsi="Times New Roman"/>
+          <w:i/>
+          <w:color w:val="FF0000"/>
+          <w:sz w:val="24"/>
+        </w:rPr>
+        <w:t xml:space="preserve">Богородичний: </w:t>
+      </w:r>
+      <w:r>
+        <w:rPr>
+          <w:rFonts w:ascii="Times New Roman" w:hAnsi="Times New Roman"/>
+          <w:color w:val="000000"/>
+          <w:sz w:val="24"/>
+        </w:rPr>
+        <w:t>Багатооспівана</w:t>
+      </w:r>
+      <w:r>
+        <w:rPr>
+          <w:rFonts w:ascii="Times New Roman" w:hAnsi="Times New Roman"/>
+          <w:color w:val="000000"/>
+          <w:sz w:val="24"/>
+        </w:rPr>
+        <w:t xml:space="preserve"> Діва, пророків проповідання, святителів, і страстотерпців, і преподобних доброта, і святих </w:t>
+      </w:r>
+      <w:r>
+        <w:rPr>
+          <w:rFonts w:ascii="Times New Roman" w:hAnsi="Times New Roman"/>
+          <w:color w:val="000000"/>
+          <w:sz w:val="24"/>
+        </w:rPr>
+        <w:t>жон</w:t>
+      </w:r>
+      <w:r>
+        <w:rPr>
+          <w:rFonts w:ascii="Times New Roman" w:hAnsi="Times New Roman"/>
+          <w:color w:val="000000"/>
+          <w:sz w:val="24"/>
+        </w:rPr>
+        <w:t xml:space="preserve"> радість, нехай достойно оспівується повіки.</w:t>
       </w:r>
     </w:p>
     <w:p>
@@ -12592,62 +15080,48 @@
         <w:jc w:val="center"/>
         <w:rPr>
           <w:rFonts w:ascii="Times New Roman" w:cs="Times New Roman" w:eastAsia="Times New Roman" w:hAnsi="Times New Roman"/>
-          <w:i w:val="1"/>
-          <w:color w:val="ff0000"/>
-        </w:rPr>
-      </w:pPr>
-      <w:r>
-        <w:rPr>
-          <w:rFonts w:ascii="Times New Roman" w:cs="Times New Roman" w:eastAsia="Times New Roman" w:hAnsi="Times New Roman"/>
           <w:b w:val="1"/>
           <w:i w:val="1"/>
           <w:color w:val="ff0000"/>
-          <w:rtl w:val="0"/>
-        </w:rPr>
-        <w:t xml:space="preserve">Мала єктенія</w:t>
-      </w:r>
-      <w:r>
-        <w:rPr>
-          <w:rtl w:val="0"/>
-        </w:rPr>
-      </w:r>
-    </w:p>
-    <w:p>
-      <w:pPr>
-        <w:spacing w:after="120" w:lineRule="auto"/>
-        <w:jc w:val="both"/>
-        <w:rPr>
-          <w:rFonts w:ascii="Times New Roman" w:cs="Times New Roman" w:eastAsia="Times New Roman" w:hAnsi="Times New Roman"/>
-          <w:i w:val="1"/>
-          <w:color w:val="000000"/>
-          <w:sz w:val="24"/>
-          <w:szCs w:val="24"/>
-        </w:rPr>
-      </w:pPr>
-      <w:r>
-        <w:rPr>
-          <w:rFonts w:ascii="Times New Roman" w:cs="Times New Roman" w:eastAsia="Times New Roman" w:hAnsi="Times New Roman"/>
-          <w:color w:val="000000"/>
-          <w:sz w:val="24"/>
-          <w:szCs w:val="24"/>
-          <w:rtl w:val="0"/>
-        </w:rPr>
-        <w:t xml:space="preserve">Ще і ще в мирі Господеві помолімся.</w:t>
-      </w:r>
-      <w:r>
-        <w:rPr>
-          <w:rtl w:val="0"/>
-        </w:rPr>
-      </w:r>
-    </w:p>
-    <w:p>
-      <w:pPr>
-        <w:spacing w:after="120" w:lineRule="auto"/>
-        <w:jc w:val="both"/>
-        <w:rPr>
-          <w:rFonts w:ascii="Times New Roman" w:cs="Times New Roman" w:eastAsia="Times New Roman" w:hAnsi="Times New Roman"/>
-          <w:i w:val="1"/>
-          <w:color w:val="000000"/>
+        </w:rPr>
+      </w:pPr>
+      <w:r>
+        <w:rPr>
+          <w:rFonts w:ascii="Times New Roman" w:cs="Times New Roman" w:eastAsia="Times New Roman" w:hAnsi="Times New Roman"/>
+          <w:b w:val="1"/>
+          <w:i w:val="1"/>
+          <w:color w:val="ff0000"/>
+          <w:rtl w:val="0"/>
+        </w:rPr>
+        <w:t xml:space="preserve">Пісня Богородиці</w:t>
+      </w:r>
+    </w:p>
+    <w:p>
+      <w:pPr>
+        <w:spacing w:after="120" w:lineRule="auto"/>
+        <w:jc w:val="both"/>
+        <w:rPr>
+          <w:rFonts w:ascii="Times New Roman" w:cs="Times New Roman" w:eastAsia="Times New Roman" w:hAnsi="Times New Roman"/>
+          <w:sz w:val="24"/>
+          <w:szCs w:val="24"/>
+        </w:rPr>
+      </w:pPr>
+      <w:r>
+        <w:rPr>
+          <w:rFonts w:ascii="Times New Roman" w:cs="Times New Roman" w:eastAsia="Times New Roman" w:hAnsi="Times New Roman"/>
+          <w:sz w:val="24"/>
+          <w:szCs w:val="24"/>
+          <w:rtl w:val="0"/>
+        </w:rPr>
+        <w:t xml:space="preserve">Богородицю і Матір Світла піснями звеличаймо.</w:t>
+      </w:r>
+    </w:p>
+    <w:p>
+      <w:pPr>
+        <w:spacing w:after="120" w:lineRule="auto"/>
+        <w:jc w:val="both"/>
+        <w:rPr>
+          <w:rFonts w:ascii="Times New Roman" w:cs="Times New Roman" w:eastAsia="Times New Roman" w:hAnsi="Times New Roman"/>
           <w:sz w:val="24"/>
           <w:szCs w:val="24"/>
         </w:rPr>
@@ -12666,284 +15140,159 @@
       <w:r>
         <w:rPr>
           <w:rFonts w:ascii="Times New Roman" w:cs="Times New Roman" w:eastAsia="Times New Roman" w:hAnsi="Times New Roman"/>
-          <w:color w:val="000000"/>
-          <w:sz w:val="24"/>
-          <w:szCs w:val="24"/>
-          <w:rtl w:val="0"/>
-        </w:rPr>
-        <w:t xml:space="preserve"> Господи, помилуй.</w:t>
-      </w:r>
-      <w:r>
-        <w:rPr>
-          <w:rtl w:val="0"/>
-        </w:rPr>
-      </w:r>
-    </w:p>
-    <w:p>
-      <w:pPr>
-        <w:spacing w:after="120" w:lineRule="auto"/>
-        <w:jc w:val="both"/>
-        <w:rPr>
-          <w:rFonts w:ascii="Times New Roman" w:cs="Times New Roman" w:eastAsia="Times New Roman" w:hAnsi="Times New Roman"/>
-          <w:i w:val="1"/>
-          <w:color w:val="000000"/>
-          <w:sz w:val="24"/>
-          <w:szCs w:val="24"/>
-        </w:rPr>
-      </w:pPr>
-      <w:r>
-        <w:rPr>
-          <w:rFonts w:ascii="Times New Roman" w:cs="Times New Roman" w:eastAsia="Times New Roman" w:hAnsi="Times New Roman"/>
-          <w:color w:val="000000"/>
-          <w:sz w:val="24"/>
-          <w:szCs w:val="24"/>
-          <w:rtl w:val="0"/>
-        </w:rPr>
-        <w:t xml:space="preserve">Заступи, спаси, помилуй і охорони нас, Боже, твоєю благодаттю.</w:t>
-      </w:r>
-      <w:r>
-        <w:rPr>
-          <w:rtl w:val="0"/>
-        </w:rPr>
-      </w:r>
-    </w:p>
-    <w:p>
-      <w:pPr>
-        <w:spacing w:after="120" w:lineRule="auto"/>
-        <w:jc w:val="both"/>
-        <w:rPr>
-          <w:rFonts w:ascii="Times New Roman" w:cs="Times New Roman" w:eastAsia="Times New Roman" w:hAnsi="Times New Roman"/>
-          <w:i w:val="1"/>
-          <w:color w:val="000000"/>
-          <w:sz w:val="24"/>
-          <w:szCs w:val="24"/>
-        </w:rPr>
-      </w:pPr>
-      <w:r>
-        <w:rPr>
-          <w:rFonts w:ascii="Times New Roman" w:cs="Times New Roman" w:eastAsia="Times New Roman" w:hAnsi="Times New Roman"/>
-          <w:i w:val="1"/>
-          <w:color w:val="ff0000"/>
-          <w:sz w:val="24"/>
-          <w:szCs w:val="24"/>
-          <w:rtl w:val="0"/>
-        </w:rPr>
-        <w:t xml:space="preserve">Вірні:</w:t>
-      </w:r>
-      <w:r>
-        <w:rPr>
-          <w:rFonts w:ascii="Times New Roman" w:cs="Times New Roman" w:eastAsia="Times New Roman" w:hAnsi="Times New Roman"/>
-          <w:color w:val="000000"/>
-          <w:sz w:val="24"/>
-          <w:szCs w:val="24"/>
-          <w:rtl w:val="0"/>
-        </w:rPr>
-        <w:t xml:space="preserve"> Господи, помилуй.</w:t>
-      </w:r>
-      <w:r>
-        <w:rPr>
-          <w:rtl w:val="0"/>
-        </w:rPr>
-      </w:r>
-    </w:p>
-    <w:p>
-      <w:pPr>
-        <w:spacing w:after="120" w:lineRule="auto"/>
-        <w:jc w:val="both"/>
-        <w:rPr>
-          <w:rFonts w:ascii="Times New Roman" w:cs="Times New Roman" w:eastAsia="Times New Roman" w:hAnsi="Times New Roman"/>
-          <w:i w:val="1"/>
-          <w:color w:val="000000"/>
-          <w:sz w:val="24"/>
-          <w:szCs w:val="24"/>
-        </w:rPr>
-      </w:pPr>
-      <w:r>
-        <w:rPr>
-          <w:rFonts w:ascii="Times New Roman" w:cs="Times New Roman" w:eastAsia="Times New Roman" w:hAnsi="Times New Roman"/>
-          <w:color w:val="000000"/>
-          <w:sz w:val="24"/>
-          <w:szCs w:val="24"/>
-          <w:rtl w:val="0"/>
-        </w:rPr>
-        <w:t xml:space="preserve">Пресвяту, пречисту, преблагословенну, славну Владичицю нашу Богородицю і приснодіву Марію, з усіма святими пом'янувши, самі себе, і один одного, і все життя наше Христу Богові віддаймо.</w:t>
-      </w:r>
-      <w:r>
-        <w:rPr>
-          <w:rtl w:val="0"/>
-        </w:rPr>
-      </w:r>
-    </w:p>
-    <w:p>
-      <w:pPr>
-        <w:spacing w:after="120" w:lineRule="auto"/>
-        <w:jc w:val="both"/>
-        <w:rPr>
-          <w:rFonts w:ascii="Times New Roman" w:cs="Times New Roman" w:eastAsia="Times New Roman" w:hAnsi="Times New Roman"/>
-          <w:i w:val="1"/>
-          <w:color w:val="000000"/>
-          <w:sz w:val="24"/>
-          <w:szCs w:val="24"/>
-        </w:rPr>
-      </w:pPr>
-      <w:r>
-        <w:rPr>
-          <w:rFonts w:ascii="Times New Roman" w:cs="Times New Roman" w:eastAsia="Times New Roman" w:hAnsi="Times New Roman"/>
-          <w:i w:val="1"/>
-          <w:color w:val="ff0000"/>
-          <w:sz w:val="24"/>
-          <w:szCs w:val="24"/>
-          <w:rtl w:val="0"/>
-        </w:rPr>
-        <w:t xml:space="preserve">Вірні:</w:t>
-      </w:r>
-      <w:r>
-        <w:rPr>
-          <w:rFonts w:ascii="Times New Roman" w:cs="Times New Roman" w:eastAsia="Times New Roman" w:hAnsi="Times New Roman"/>
-          <w:color w:val="000000"/>
-          <w:sz w:val="24"/>
-          <w:szCs w:val="24"/>
-          <w:rtl w:val="0"/>
-        </w:rPr>
-        <w:t xml:space="preserve"> Тобі, Господи.</w:t>
-      </w:r>
-      <w:r>
-        <w:rPr>
-          <w:rtl w:val="0"/>
-        </w:rPr>
-      </w:r>
-    </w:p>
-    <w:p>
-      <w:pPr>
-        <w:spacing w:after="120" w:lineRule="auto"/>
-        <w:jc w:val="both"/>
-        <w:rPr>
-          <w:rFonts w:ascii="Times New Roman" w:cs="Times New Roman" w:eastAsia="Times New Roman" w:hAnsi="Times New Roman"/>
-          <w:sz w:val="24"/>
-          <w:szCs w:val="24"/>
-          <w:u w:val="single"/>
-        </w:rPr>
-      </w:pPr>
-      <w:bookmarkStart w:colFirst="0" w:colLast="0" w:name="_heading=h.gjdgxs" w:id="0"/>
-      <w:bookmarkEnd w:id="0"/>
-      <w:r>
-        <w:rPr>
-          <w:rFonts w:ascii="Times New Roman" w:cs="Times New Roman" w:eastAsia="Times New Roman" w:hAnsi="Times New Roman"/>
-          <w:sz w:val="24"/>
-          <w:szCs w:val="24"/>
-          <w:u w:val="single"/>
-          <w:rtl w:val="0"/>
-        </w:rPr>
-        <w:t xml:space="preserve">[Господи, Боже наш, що сонну неміч забрав від нас і покликав нас візванням святим, щоб і вночі підносити руки наші і прославляти тебе за справедливі твої присуди. Прийми благання наші, моління, визнавання, нічні служби і даруй нам, Боже, віру бездоганну, надію впевнену, любов нелицемірну. Благослови наші входи й виходи, вчинки, слова, діла й думки; і дай нам дочекатися початку дня, нам, що хвалять й оспівують, і благословлять добрість твоєї несказанної сили]</w:t>
-      </w:r>
-    </w:p>
-    <w:p>
-      <w:pPr>
-        <w:spacing w:after="120" w:lineRule="auto"/>
-        <w:jc w:val="both"/>
-        <w:rPr>
-          <w:rFonts w:ascii="Times New Roman" w:cs="Times New Roman" w:eastAsia="Times New Roman" w:hAnsi="Times New Roman"/>
-          <w:sz w:val="24"/>
-          <w:szCs w:val="24"/>
-        </w:rPr>
-      </w:pPr>
-      <w:r>
-        <w:rPr>
-          <w:rFonts w:ascii="Times New Roman" w:hAnsi="Times New Roman"/>
-          <w:i/>
-          <w:color w:val="FF4400"/>
-          <w:sz w:val="24"/>
-        </w:rPr>
-        <w:t>Священик:</w:t>
-      </w:r>
-      <w:r>
-        <w:rPr>
-          <w:rFonts w:ascii="Times New Roman" w:hAnsi="Times New Roman"/>
-          <w:sz w:val="24"/>
-        </w:rPr>
-        <w:t xml:space="preserve"> Бо Ти Бог наш і Тобі славу возсилаємо: Отцю, і Сину, і Святому Духові, нині і повсякчас, і на віки віків.</w:t>
-      </w:r>
-    </w:p>
-    <w:p>
-      <w:pPr>
-        <w:spacing w:after="120" w:lineRule="auto"/>
-        <w:jc w:val="both"/>
-        <w:rPr>
-          <w:rFonts w:ascii="Times New Roman" w:cs="Times New Roman" w:eastAsia="Times New Roman" w:hAnsi="Times New Roman"/>
-          <w:sz w:val="24"/>
-          <w:szCs w:val="24"/>
-        </w:rPr>
-      </w:pPr>
-      <w:r>
-        <w:rPr>
-          <w:rFonts w:ascii="Times New Roman" w:cs="Times New Roman" w:eastAsia="Times New Roman" w:hAnsi="Times New Roman"/>
-          <w:i w:val="1"/>
-          <w:color w:val="ff0000"/>
-          <w:sz w:val="24"/>
-          <w:szCs w:val="24"/>
-          <w:rtl w:val="0"/>
-        </w:rPr>
-        <w:t xml:space="preserve">Вірні:</w:t>
-      </w:r>
-      <w:r>
-        <w:rPr>
-          <w:rFonts w:ascii="Times New Roman" w:cs="Times New Roman" w:eastAsia="Times New Roman" w:hAnsi="Times New Roman"/>
-          <w:color w:val="ff0000"/>
-          <w:sz w:val="24"/>
-          <w:szCs w:val="24"/>
-          <w:rtl w:val="0"/>
-        </w:rPr>
-        <w:t xml:space="preserve"> </w:t>
-      </w:r>
-      <w:r>
-        <w:rPr>
-          <w:rFonts w:ascii="Times New Roman" w:cs="Times New Roman" w:eastAsia="Times New Roman" w:hAnsi="Times New Roman"/>
-          <w:sz w:val="24"/>
-          <w:szCs w:val="24"/>
-          <w:rtl w:val="0"/>
-        </w:rPr>
-        <w:t xml:space="preserve">Амінь.</w:t>
-      </w:r>
-    </w:p>
-    <w:p>
-      <w:pPr>
-        <w:spacing w:after="120" w:lineRule="auto"/>
-        <w:jc w:val="both"/>
-        <w:rPr>
-          <w:rFonts w:ascii="Times New Roman" w:cs="Times New Roman" w:eastAsia="Times New Roman" w:hAnsi="Times New Roman"/>
-          <w:sz w:val="24"/>
-          <w:szCs w:val="24"/>
-        </w:rPr>
-      </w:pPr>
-      <w:r>
-        <w:rPr>
-          <w:rtl w:val="0"/>
-        </w:rPr>
-      </w:r>
-    </w:p>
-    <w:p>
-      <w:pPr>
-        <w:spacing w:after="120" w:lineRule="auto"/>
-        <w:jc w:val="both"/>
-        <w:rPr>
-          <w:rFonts w:ascii="Times New Roman" w:cs="Times New Roman" w:eastAsia="Times New Roman" w:hAnsi="Times New Roman"/>
-          <w:sz w:val="24"/>
-          <w:szCs w:val="24"/>
-        </w:rPr>
-      </w:pPr>
-      <w:r>
-        <w:rPr>
-          <w:rtl w:val="0"/>
-        </w:rPr>
-      </w:r>
-    </w:p>
-    <w:p>
-      <w:pPr>
-        <w:spacing w:after="120" w:lineRule="auto"/>
-        <w:jc w:val="both"/>
-        <w:rPr>
-          <w:rFonts w:ascii="Times New Roman" w:cs="Times New Roman" w:eastAsia="Times New Roman" w:hAnsi="Times New Roman"/>
-          <w:i w:val="1"/>
+          <w:sz w:val="24"/>
+          <w:szCs w:val="24"/>
+          <w:rtl w:val="0"/>
+        </w:rPr>
+        <w:t xml:space="preserve"> Величає душа моя Господа,* і дух мій радіє в Бозі, Спасі моїм.</w:t>
+      </w:r>
+    </w:p>
+    <w:p>
+      <w:pPr>
+        <w:spacing w:after="120" w:lineRule="auto"/>
+        <w:jc w:val="both"/>
+        <w:rPr>
+          <w:rFonts w:ascii="Times New Roman" w:cs="Times New Roman" w:eastAsia="Times New Roman" w:hAnsi="Times New Roman"/>
+          <w:sz w:val="24"/>
+          <w:szCs w:val="24"/>
+        </w:rPr>
+      </w:pPr>
+      <w:r>
+        <w:rPr>
+          <w:rFonts w:ascii="Times New Roman" w:cs="Times New Roman" w:eastAsia="Times New Roman" w:hAnsi="Times New Roman"/>
+          <w:sz w:val="24"/>
+          <w:szCs w:val="24"/>
+          <w:rtl w:val="0"/>
+        </w:rPr>
+        <w:t xml:space="preserve">Чеснішу від херувимів,* і незрівнянно славнішу від серафимів,* що без зотління Бога Слово породила,* сущу Богородицю, тебе величаємо. </w:t>
+      </w:r>
+      <w:r>
+        <w:rPr>
+          <w:rFonts w:ascii="Times New Roman" w:cs="Times New Roman" w:eastAsia="Times New Roman" w:hAnsi="Times New Roman"/>
+          <w:i w:val="1"/>
+          <w:color w:val="ff0000"/>
+          <w:sz w:val="24"/>
+          <w:szCs w:val="24"/>
+          <w:rtl w:val="0"/>
+        </w:rPr>
+        <w:t xml:space="preserve">(після кожного стиха)</w:t>
+      </w:r>
+      <w:r>
+        <w:rPr>
+          <w:rFonts w:ascii="Times New Roman" w:cs="Times New Roman" w:eastAsia="Times New Roman" w:hAnsi="Times New Roman"/>
+          <w:sz w:val="24"/>
+          <w:szCs w:val="24"/>
+          <w:rtl w:val="0"/>
+        </w:rPr>
+        <w:t xml:space="preserve">.</w:t>
+      </w:r>
+    </w:p>
+    <w:p>
+      <w:pPr>
+        <w:spacing w:after="120" w:lineRule="auto"/>
+        <w:jc w:val="both"/>
+        <w:rPr>
+          <w:rFonts w:ascii="Times New Roman" w:cs="Times New Roman" w:eastAsia="Times New Roman" w:hAnsi="Times New Roman"/>
+          <w:sz w:val="24"/>
+          <w:szCs w:val="24"/>
+        </w:rPr>
+      </w:pPr>
+      <w:r>
+        <w:rPr>
+          <w:rFonts w:ascii="Times New Roman" w:cs="Times New Roman" w:eastAsia="Times New Roman" w:hAnsi="Times New Roman"/>
+          <w:sz w:val="24"/>
+          <w:szCs w:val="24"/>
+          <w:rtl w:val="0"/>
+        </w:rPr>
+        <w:t xml:space="preserve">Бо він зглянувся на покору слугині своєї,* ось бо віднині ублажатимуть мене всі роди.</w:t>
+      </w:r>
+    </w:p>
+    <w:p>
+      <w:pPr>
+        <w:spacing w:after="120" w:lineRule="auto"/>
+        <w:jc w:val="both"/>
+        <w:rPr>
+          <w:rFonts w:ascii="Times New Roman" w:cs="Times New Roman" w:eastAsia="Times New Roman" w:hAnsi="Times New Roman"/>
+          <w:sz w:val="24"/>
+          <w:szCs w:val="24"/>
+        </w:rPr>
+      </w:pPr>
+      <w:r>
+        <w:rPr>
+          <w:rFonts w:ascii="Times New Roman" w:cs="Times New Roman" w:eastAsia="Times New Roman" w:hAnsi="Times New Roman"/>
+          <w:sz w:val="24"/>
+          <w:szCs w:val="24"/>
+          <w:rtl w:val="0"/>
+        </w:rPr>
+        <w:t xml:space="preserve">Велике бо вчинив мені Всемогутній, і святе ім'я його.* Милосердя його з роду в рід на тих, які бояться його.</w:t>
+      </w:r>
+    </w:p>
+    <w:p>
+      <w:pPr>
+        <w:spacing w:after="120" w:lineRule="auto"/>
+        <w:jc w:val="both"/>
+        <w:rPr>
+          <w:rFonts w:ascii="Times New Roman" w:cs="Times New Roman" w:eastAsia="Times New Roman" w:hAnsi="Times New Roman"/>
+          <w:sz w:val="24"/>
+          <w:szCs w:val="24"/>
+        </w:rPr>
+      </w:pPr>
+      <w:r>
+        <w:rPr>
+          <w:rFonts w:ascii="Times New Roman" w:cs="Times New Roman" w:eastAsia="Times New Roman" w:hAnsi="Times New Roman"/>
+          <w:sz w:val="24"/>
+          <w:szCs w:val="24"/>
+          <w:rtl w:val="0"/>
+        </w:rPr>
+        <w:t xml:space="preserve">Він виявив потугу рамени свого,* розвіяв гордих у задумах їхніх сердець.</w:t>
+      </w:r>
+    </w:p>
+    <w:p>
+      <w:pPr>
+        <w:spacing w:after="120" w:lineRule="auto"/>
+        <w:jc w:val="both"/>
+        <w:rPr>
+          <w:rFonts w:ascii="Times New Roman" w:cs="Times New Roman" w:eastAsia="Times New Roman" w:hAnsi="Times New Roman"/>
+          <w:sz w:val="24"/>
+          <w:szCs w:val="24"/>
+        </w:rPr>
+      </w:pPr>
+      <w:r>
+        <w:rPr>
+          <w:rFonts w:ascii="Times New Roman" w:cs="Times New Roman" w:eastAsia="Times New Roman" w:hAnsi="Times New Roman"/>
+          <w:sz w:val="24"/>
+          <w:szCs w:val="24"/>
+          <w:rtl w:val="0"/>
+        </w:rPr>
+        <w:t xml:space="preserve">Могутніх скинув з престолів, підняв угору смиренних;* наситив благами голодних, багатих же відіслав з порожніми руками.</w:t>
+      </w:r>
+    </w:p>
+    <w:p>
+      <w:pPr>
+        <w:spacing w:after="120" w:lineRule="auto"/>
+        <w:jc w:val="both"/>
+        <w:rPr>
+          <w:rFonts w:ascii="Times New Roman" w:cs="Times New Roman" w:eastAsia="Times New Roman" w:hAnsi="Times New Roman"/>
+          <w:sz w:val="24"/>
+          <w:szCs w:val="24"/>
+        </w:rPr>
+      </w:pPr>
+      <w:r>
+        <w:rPr>
+          <w:rFonts w:ascii="Times New Roman" w:cs="Times New Roman" w:eastAsia="Times New Roman" w:hAnsi="Times New Roman"/>
+          <w:sz w:val="24"/>
+          <w:szCs w:val="24"/>
+          <w:rtl w:val="0"/>
+        </w:rPr>
+        <w:t xml:space="preserve">Він пригорнув Ізраїля, слугу свого, згадавши своє милосердя,* як обіцяв був батькам нашим – Авраамові і його потомству повіки.</w:t>
+      </w:r>
+    </w:p>
+    <w:p>
+      <w:pPr>
+        <w:spacing w:after="120" w:lineRule="auto"/>
+        <w:jc w:val="both"/>
+        <w:rPr>
+          <w:rFonts w:ascii="Times New Roman" w:cs="Times New Roman" w:eastAsia="Times New Roman" w:hAnsi="Times New Roman"/>
           <w:sz w:val="24"/>
           <w:szCs w:val="24"/>
         </w:rPr>
@@ -12957,599 +15306,6 @@
     <w:p>
       <w:pPr>
         <w:pStyle w:val="Heading3"/>
-        <w:spacing w:after="120" w:before="0" w:lineRule="auto"/>
-        <w:jc w:val="center"/>
-        <w:rPr>
-          <w:rFonts w:ascii="Times New Roman" w:cs="Times New Roman" w:eastAsia="Times New Roman" w:hAnsi="Times New Roman"/>
-          <w:i w:val="1"/>
-          <w:color w:val="ff0000"/>
-        </w:rPr>
-      </w:pPr>
-      <w:r>
-        <w:rPr>
-          <w:rFonts w:ascii="Times New Roman" w:cs="Times New Roman" w:eastAsia="Times New Roman" w:hAnsi="Times New Roman"/>
-          <w:b w:val="1"/>
-          <w:i w:val="1"/>
-          <w:color w:val="ff0000"/>
-          <w:rtl w:val="0"/>
-        </w:rPr>
-        <w:t xml:space="preserve">Мала єктенія</w:t>
-      </w:r>
-      <w:r>
-        <w:rPr>
-          <w:rtl w:val="0"/>
-        </w:rPr>
-      </w:r>
-    </w:p>
-    <w:p>
-      <w:pPr>
-        <w:spacing w:after="120" w:lineRule="auto"/>
-        <w:jc w:val="both"/>
-        <w:rPr>
-          <w:rFonts w:ascii="Times New Roman" w:cs="Times New Roman" w:eastAsia="Times New Roman" w:hAnsi="Times New Roman"/>
-          <w:i w:val="1"/>
-          <w:color w:val="000000"/>
-          <w:sz w:val="24"/>
-          <w:szCs w:val="24"/>
-        </w:rPr>
-      </w:pPr>
-      <w:r>
-        <w:rPr>
-          <w:rFonts w:ascii="Times New Roman" w:cs="Times New Roman" w:eastAsia="Times New Roman" w:hAnsi="Times New Roman"/>
-          <w:color w:val="000000"/>
-          <w:sz w:val="24"/>
-          <w:szCs w:val="24"/>
-          <w:rtl w:val="0"/>
-        </w:rPr>
-        <w:t xml:space="preserve">Ще і ще в мирі Господеві помолімся.</w:t>
-      </w:r>
-      <w:r>
-        <w:rPr>
-          <w:rtl w:val="0"/>
-        </w:rPr>
-      </w:r>
-    </w:p>
-    <w:p>
-      <w:pPr>
-        <w:spacing w:after="120" w:lineRule="auto"/>
-        <w:jc w:val="both"/>
-        <w:rPr>
-          <w:rFonts w:ascii="Times New Roman" w:cs="Times New Roman" w:eastAsia="Times New Roman" w:hAnsi="Times New Roman"/>
-          <w:i w:val="1"/>
-          <w:color w:val="000000"/>
-          <w:sz w:val="24"/>
-          <w:szCs w:val="24"/>
-        </w:rPr>
-      </w:pPr>
-      <w:r>
-        <w:rPr>
-          <w:rFonts w:ascii="Times New Roman" w:cs="Times New Roman" w:eastAsia="Times New Roman" w:hAnsi="Times New Roman"/>
-          <w:i w:val="1"/>
-          <w:color w:val="ff0000"/>
-          <w:sz w:val="24"/>
-          <w:szCs w:val="24"/>
-          <w:rtl w:val="0"/>
-        </w:rPr>
-        <w:t xml:space="preserve">Вірні:</w:t>
-      </w:r>
-      <w:r>
-        <w:rPr>
-          <w:rFonts w:ascii="Times New Roman" w:cs="Times New Roman" w:eastAsia="Times New Roman" w:hAnsi="Times New Roman"/>
-          <w:color w:val="000000"/>
-          <w:sz w:val="24"/>
-          <w:szCs w:val="24"/>
-          <w:rtl w:val="0"/>
-        </w:rPr>
-        <w:t xml:space="preserve"> Господи, помилуй.</w:t>
-      </w:r>
-      <w:r>
-        <w:rPr>
-          <w:rtl w:val="0"/>
-        </w:rPr>
-      </w:r>
-    </w:p>
-    <w:p>
-      <w:pPr>
-        <w:spacing w:after="120" w:lineRule="auto"/>
-        <w:jc w:val="both"/>
-        <w:rPr>
-          <w:rFonts w:ascii="Times New Roman" w:cs="Times New Roman" w:eastAsia="Times New Roman" w:hAnsi="Times New Roman"/>
-          <w:i w:val="1"/>
-          <w:color w:val="000000"/>
-          <w:sz w:val="24"/>
-          <w:szCs w:val="24"/>
-        </w:rPr>
-      </w:pPr>
-      <w:r>
-        <w:rPr>
-          <w:rFonts w:ascii="Times New Roman" w:cs="Times New Roman" w:eastAsia="Times New Roman" w:hAnsi="Times New Roman"/>
-          <w:color w:val="000000"/>
-          <w:sz w:val="24"/>
-          <w:szCs w:val="24"/>
-          <w:rtl w:val="0"/>
-        </w:rPr>
-        <w:t xml:space="preserve">Заступи, спаси, помилуй і охорони нас, Боже, твоєю благодаттю.</w:t>
-      </w:r>
-      <w:r>
-        <w:rPr>
-          <w:rtl w:val="0"/>
-        </w:rPr>
-      </w:r>
-    </w:p>
-    <w:p>
-      <w:pPr>
-        <w:spacing w:after="120" w:lineRule="auto"/>
-        <w:jc w:val="both"/>
-        <w:rPr>
-          <w:rFonts w:ascii="Times New Roman" w:cs="Times New Roman" w:eastAsia="Times New Roman" w:hAnsi="Times New Roman"/>
-          <w:i w:val="1"/>
-          <w:color w:val="000000"/>
-          <w:sz w:val="24"/>
-          <w:szCs w:val="24"/>
-        </w:rPr>
-      </w:pPr>
-      <w:r>
-        <w:rPr>
-          <w:rFonts w:ascii="Times New Roman" w:cs="Times New Roman" w:eastAsia="Times New Roman" w:hAnsi="Times New Roman"/>
-          <w:i w:val="1"/>
-          <w:color w:val="ff0000"/>
-          <w:sz w:val="24"/>
-          <w:szCs w:val="24"/>
-          <w:rtl w:val="0"/>
-        </w:rPr>
-        <w:t xml:space="preserve">Вірні:</w:t>
-      </w:r>
-      <w:r>
-        <w:rPr>
-          <w:rFonts w:ascii="Times New Roman" w:cs="Times New Roman" w:eastAsia="Times New Roman" w:hAnsi="Times New Roman"/>
-          <w:color w:val="000000"/>
-          <w:sz w:val="24"/>
-          <w:szCs w:val="24"/>
-          <w:rtl w:val="0"/>
-        </w:rPr>
-        <w:t xml:space="preserve"> Господи, помилуй.</w:t>
-      </w:r>
-      <w:r>
-        <w:rPr>
-          <w:rtl w:val="0"/>
-        </w:rPr>
-      </w:r>
-    </w:p>
-    <w:p>
-      <w:pPr>
-        <w:spacing w:after="120" w:lineRule="auto"/>
-        <w:jc w:val="both"/>
-        <w:rPr>
-          <w:rFonts w:ascii="Times New Roman" w:cs="Times New Roman" w:eastAsia="Times New Roman" w:hAnsi="Times New Roman"/>
-          <w:i w:val="1"/>
-          <w:color w:val="000000"/>
-          <w:sz w:val="24"/>
-          <w:szCs w:val="24"/>
-        </w:rPr>
-      </w:pPr>
-      <w:r>
-        <w:rPr>
-          <w:rFonts w:ascii="Times New Roman" w:cs="Times New Roman" w:eastAsia="Times New Roman" w:hAnsi="Times New Roman"/>
-          <w:color w:val="000000"/>
-          <w:sz w:val="24"/>
-          <w:szCs w:val="24"/>
-          <w:rtl w:val="0"/>
-        </w:rPr>
-        <w:t xml:space="preserve">Пресвяту, пречисту, преблагословенну, славну Владичицю нашу Богородицю і приснодіву Марію, з усіма святими пом'янувши, самі себе, і один одного, і все життя наше Христу Богові віддаймо.</w:t>
-      </w:r>
-      <w:r>
-        <w:rPr>
-          <w:rtl w:val="0"/>
-        </w:rPr>
-      </w:r>
-    </w:p>
-    <w:p>
-      <w:pPr>
-        <w:spacing w:after="120" w:lineRule="auto"/>
-        <w:jc w:val="both"/>
-        <w:rPr>
-          <w:rFonts w:ascii="Times New Roman" w:cs="Times New Roman" w:eastAsia="Times New Roman" w:hAnsi="Times New Roman"/>
-          <w:i w:val="1"/>
-          <w:color w:val="000000"/>
-          <w:sz w:val="24"/>
-          <w:szCs w:val="24"/>
-        </w:rPr>
-      </w:pPr>
-      <w:r>
-        <w:rPr>
-          <w:rFonts w:ascii="Times New Roman" w:cs="Times New Roman" w:eastAsia="Times New Roman" w:hAnsi="Times New Roman"/>
-          <w:i w:val="1"/>
-          <w:color w:val="ff0000"/>
-          <w:sz w:val="24"/>
-          <w:szCs w:val="24"/>
-          <w:rtl w:val="0"/>
-        </w:rPr>
-        <w:t xml:space="preserve">Вірні:</w:t>
-      </w:r>
-      <w:r>
-        <w:rPr>
-          <w:rFonts w:ascii="Times New Roman" w:cs="Times New Roman" w:eastAsia="Times New Roman" w:hAnsi="Times New Roman"/>
-          <w:color w:val="000000"/>
-          <w:sz w:val="24"/>
-          <w:szCs w:val="24"/>
-          <w:rtl w:val="0"/>
-        </w:rPr>
-        <w:t xml:space="preserve"> Тобі, Господи.</w:t>
-      </w:r>
-      <w:r>
-        <w:rPr>
-          <w:rtl w:val="0"/>
-        </w:rPr>
-      </w:r>
-    </w:p>
-    <w:p>
-      <w:pPr>
-        <w:spacing w:after="120" w:lineRule="auto"/>
-        <w:jc w:val="both"/>
-        <w:rPr>
-          <w:rFonts w:ascii="Times New Roman" w:cs="Times New Roman" w:eastAsia="Times New Roman" w:hAnsi="Times New Roman"/>
-          <w:sz w:val="24"/>
-          <w:szCs w:val="24"/>
-          <w:u w:val="single"/>
-        </w:rPr>
-      </w:pPr>
-      <w:bookmarkStart w:colFirst="0" w:colLast="0" w:name="_heading=h.30j0zll" w:id="1"/>
-      <w:bookmarkEnd w:id="1"/>
-      <w:r>
-        <w:rPr>
-          <w:rFonts w:ascii="Times New Roman" w:cs="Times New Roman" w:eastAsia="Times New Roman" w:hAnsi="Times New Roman"/>
-          <w:sz w:val="24"/>
-          <w:szCs w:val="24"/>
-          <w:u w:val="single"/>
-          <w:rtl w:val="0"/>
-        </w:rPr>
-        <w:t xml:space="preserve">[Дякуємо тобі, Господи, Боже спасіння нашого, бо ти все робиш для добра життя нашого, щоб ми завжди на тебе споглядали, Спасителю й Доброчинцю душ наших. Бо ти дав спокій нам у час минулої ночі й підвів нас, щоб ми поклонялися величному імені твоєму. Тому молимо тебе, Господи: Дай нам ласку й силу, щоб ми стали гідними співати тобі розумно й молитися безупинно та в страсі і тремтінні над нашим спасінням працювали, при заступництві Христа твого. Пом'яни, Господи, і тих, що вночі до тебе кличуть. Вислухай їх і помилуй, і круши під ноги їх невидимих і войовничих ворогів.]</w:t>
-      </w:r>
-    </w:p>
-    <w:p>
-      <w:pPr>
-        <w:spacing w:after="120" w:lineRule="auto"/>
-        <w:jc w:val="both"/>
-        <w:rPr>
-          <w:rFonts w:ascii="Times New Roman" w:cs="Times New Roman" w:eastAsia="Times New Roman" w:hAnsi="Times New Roman"/>
-          <w:sz w:val="24"/>
-          <w:szCs w:val="24"/>
-        </w:rPr>
-      </w:pPr>
-      <w:r>
-        <w:rPr>
-          <w:rFonts w:ascii="Times New Roman" w:hAnsi="Times New Roman"/>
-          <w:i/>
-          <w:color w:val="FF4400"/>
-          <w:sz w:val="24"/>
-        </w:rPr>
-        <w:t>Священик:</w:t>
-      </w:r>
-      <w:r>
-        <w:rPr>
-          <w:rFonts w:ascii="Times New Roman" w:hAnsi="Times New Roman"/>
-          <w:sz w:val="24"/>
-        </w:rPr>
-        <w:t xml:space="preserve"> Бо Ти цар миру і Спас душ наших і Тобі славу возсилаємо: Отцю, і Сину, і Святому Духові, нині і повсякчас, і на віки віків.</w:t>
-      </w:r>
-    </w:p>
-    <w:p>
-      <w:pPr>
-        <w:spacing w:after="120" w:lineRule="auto"/>
-        <w:jc w:val="both"/>
-        <w:rPr>
-          <w:rFonts w:ascii="Times New Roman" w:cs="Times New Roman" w:eastAsia="Times New Roman" w:hAnsi="Times New Roman"/>
-          <w:i w:val="1"/>
-          <w:sz w:val="24"/>
-          <w:szCs w:val="24"/>
-        </w:rPr>
-      </w:pPr>
-      <w:r>
-        <w:rPr>
-          <w:rFonts w:ascii="Times New Roman" w:cs="Times New Roman" w:eastAsia="Times New Roman" w:hAnsi="Times New Roman"/>
-          <w:i w:val="1"/>
-          <w:color w:val="ff0000"/>
-          <w:sz w:val="24"/>
-          <w:szCs w:val="24"/>
-          <w:rtl w:val="0"/>
-        </w:rPr>
-        <w:t xml:space="preserve">Вірні:</w:t>
-      </w:r>
-      <w:r>
-        <w:rPr>
-          <w:rFonts w:ascii="Times New Roman" w:cs="Times New Roman" w:eastAsia="Times New Roman" w:hAnsi="Times New Roman"/>
-          <w:color w:val="ff0000"/>
-          <w:sz w:val="24"/>
-          <w:szCs w:val="24"/>
-          <w:rtl w:val="0"/>
-        </w:rPr>
-        <w:t xml:space="preserve"> </w:t>
-      </w:r>
-      <w:r>
-        <w:rPr>
-          <w:rFonts w:ascii="Times New Roman" w:cs="Times New Roman" w:eastAsia="Times New Roman" w:hAnsi="Times New Roman"/>
-          <w:sz w:val="24"/>
-          <w:szCs w:val="24"/>
-          <w:rtl w:val="0"/>
-        </w:rPr>
-        <w:t xml:space="preserve">Амінь</w:t>
-      </w:r>
-      <w:r>
-        <w:rPr>
-          <w:rFonts w:ascii="Times New Roman" w:cs="Times New Roman" w:eastAsia="Times New Roman" w:hAnsi="Times New Roman"/>
-          <w:i w:val="1"/>
-          <w:sz w:val="24"/>
-          <w:szCs w:val="24"/>
-          <w:rtl w:val="0"/>
-        </w:rPr>
-        <w:t xml:space="preserve">.</w:t>
-      </w:r>
-    </w:p>
-    <w:p>
-      <w:pPr>
-        <w:spacing w:after="120" w:lineRule="auto"/>
-        <w:jc w:val="both"/>
-        <w:rPr>
-          <w:rFonts w:ascii="Times New Roman" w:cs="Times New Roman" w:eastAsia="Times New Roman" w:hAnsi="Times New Roman"/>
-          <w:i w:val="1"/>
-          <w:sz w:val="24"/>
-          <w:szCs w:val="24"/>
-        </w:rPr>
-      </w:pPr>
-      <w:r>
-        <w:rPr>
-          <w:rtl w:val="0"/>
-        </w:rPr>
-      </w:r>
-    </w:p>
-    <w:p>
-      <w:pPr>
-        <w:spacing w:after="120" w:lineRule="auto"/>
-        <w:jc w:val="both"/>
-        <w:rPr>
-          <w:rFonts w:ascii="Times New Roman" w:cs="Times New Roman" w:eastAsia="Times New Roman" w:hAnsi="Times New Roman"/>
-          <w:sz w:val="24"/>
-          <w:szCs w:val="24"/>
-        </w:rPr>
-      </w:pPr>
-      <w:r>
-        <w:rPr>
-          <w:rtl w:val="0"/>
-        </w:rPr>
-      </w:r>
-    </w:p>
-    <w:p>
-      <w:pPr>
-        <w:pStyle w:val="Heading3"/>
-        <w:spacing w:after="120" w:before="0" w:lineRule="auto"/>
-        <w:jc w:val="center"/>
-        <w:rPr>
-          <w:rFonts w:ascii="Times New Roman" w:cs="Times New Roman" w:eastAsia="Times New Roman" w:hAnsi="Times New Roman"/>
-          <w:b w:val="1"/>
-          <w:i w:val="1"/>
-          <w:color w:val="ff0000"/>
-        </w:rPr>
-      </w:pPr>
-      <w:r>
-        <w:rPr>
-          <w:rFonts w:ascii="Times New Roman" w:cs="Times New Roman" w:eastAsia="Times New Roman" w:hAnsi="Times New Roman"/>
-          <w:b w:val="1"/>
-          <w:i w:val="1"/>
-          <w:color w:val="ff0000"/>
-          <w:rtl w:val="0"/>
-        </w:rPr>
-        <w:t xml:space="preserve">Пісня Богородиці</w:t>
-      </w:r>
-    </w:p>
-    <w:p>
-      <w:pPr>
-        <w:spacing w:after="120" w:lineRule="auto"/>
-        <w:jc w:val="both"/>
-        <w:rPr>
-          <w:rFonts w:ascii="Times New Roman" w:cs="Times New Roman" w:eastAsia="Times New Roman" w:hAnsi="Times New Roman"/>
-          <w:sz w:val="24"/>
-          <w:szCs w:val="24"/>
-        </w:rPr>
-      </w:pPr>
-      <w:r>
-        <w:rPr>
-          <w:rFonts w:ascii="Times New Roman" w:cs="Times New Roman" w:eastAsia="Times New Roman" w:hAnsi="Times New Roman"/>
-          <w:sz w:val="24"/>
-          <w:szCs w:val="24"/>
-          <w:rtl w:val="0"/>
-        </w:rPr>
-        <w:t xml:space="preserve">Богородицю і Матір Світла піснями звеличаймо.</w:t>
-      </w:r>
-    </w:p>
-    <w:p>
-      <w:pPr>
-        <w:spacing w:after="120" w:lineRule="auto"/>
-        <w:jc w:val="both"/>
-        <w:rPr>
-          <w:rFonts w:ascii="Times New Roman" w:cs="Times New Roman" w:eastAsia="Times New Roman" w:hAnsi="Times New Roman"/>
-          <w:sz w:val="24"/>
-          <w:szCs w:val="24"/>
-        </w:rPr>
-      </w:pPr>
-      <w:r>
-        <w:rPr>
-          <w:rFonts w:ascii="Times New Roman" w:cs="Times New Roman" w:eastAsia="Times New Roman" w:hAnsi="Times New Roman"/>
-          <w:i w:val="1"/>
-          <w:color w:val="ff0000"/>
-          <w:sz w:val="24"/>
-          <w:szCs w:val="24"/>
-          <w:rtl w:val="0"/>
-        </w:rPr>
-        <w:t xml:space="preserve">Вірні:</w:t>
-      </w:r>
-      <w:r>
-        <w:rPr>
-          <w:rFonts w:ascii="Times New Roman" w:cs="Times New Roman" w:eastAsia="Times New Roman" w:hAnsi="Times New Roman"/>
-          <w:sz w:val="24"/>
-          <w:szCs w:val="24"/>
-          <w:rtl w:val="0"/>
-        </w:rPr>
-        <w:t xml:space="preserve"> Величає душа моя Господа,* і дух мій радіє в Бозі, Спасі моїм.</w:t>
-      </w:r>
-    </w:p>
-    <w:p>
-      <w:pPr>
-        <w:spacing w:after="120" w:lineRule="auto"/>
-        <w:jc w:val="both"/>
-        <w:rPr>
-          <w:rFonts w:ascii="Times New Roman" w:cs="Times New Roman" w:eastAsia="Times New Roman" w:hAnsi="Times New Roman"/>
-          <w:sz w:val="24"/>
-          <w:szCs w:val="24"/>
-        </w:rPr>
-      </w:pPr>
-      <w:r>
-        <w:rPr>
-          <w:rFonts w:ascii="Times New Roman" w:cs="Times New Roman" w:eastAsia="Times New Roman" w:hAnsi="Times New Roman"/>
-          <w:sz w:val="24"/>
-          <w:szCs w:val="24"/>
-          <w:rtl w:val="0"/>
-        </w:rPr>
-        <w:t xml:space="preserve">Чеснішу від херувимів,* і незрівнянно славнішу від серафимів,* що без зотління Бога Слово породила,* сущу Богородицю, тебе величаємо. </w:t>
-      </w:r>
-      <w:r>
-        <w:rPr>
-          <w:rFonts w:ascii="Times New Roman" w:cs="Times New Roman" w:eastAsia="Times New Roman" w:hAnsi="Times New Roman"/>
-          <w:i w:val="1"/>
-          <w:color w:val="ff0000"/>
-          <w:sz w:val="24"/>
-          <w:szCs w:val="24"/>
-          <w:rtl w:val="0"/>
-        </w:rPr>
-        <w:t xml:space="preserve">(після кожного стиха)</w:t>
-      </w:r>
-      <w:r>
-        <w:rPr>
-          <w:rFonts w:ascii="Times New Roman" w:cs="Times New Roman" w:eastAsia="Times New Roman" w:hAnsi="Times New Roman"/>
-          <w:sz w:val="24"/>
-          <w:szCs w:val="24"/>
-          <w:rtl w:val="0"/>
-        </w:rPr>
-        <w:t xml:space="preserve">.</w:t>
-      </w:r>
-    </w:p>
-    <w:p>
-      <w:pPr>
-        <w:spacing w:after="120" w:lineRule="auto"/>
-        <w:jc w:val="both"/>
-        <w:rPr>
-          <w:rFonts w:ascii="Times New Roman" w:cs="Times New Roman" w:eastAsia="Times New Roman" w:hAnsi="Times New Roman"/>
-          <w:sz w:val="24"/>
-          <w:szCs w:val="24"/>
-        </w:rPr>
-      </w:pPr>
-      <w:r>
-        <w:rPr>
-          <w:rFonts w:ascii="Times New Roman" w:cs="Times New Roman" w:eastAsia="Times New Roman" w:hAnsi="Times New Roman"/>
-          <w:sz w:val="24"/>
-          <w:szCs w:val="24"/>
-          <w:rtl w:val="0"/>
-        </w:rPr>
-        <w:t xml:space="preserve">Бо він зглянувся на покору слугині своєї,* ось бо віднині ублажатимуть мене всі роди.</w:t>
-      </w:r>
-    </w:p>
-    <w:p>
-      <w:pPr>
-        <w:spacing w:after="120" w:lineRule="auto"/>
-        <w:jc w:val="both"/>
-        <w:rPr>
-          <w:rFonts w:ascii="Times New Roman" w:cs="Times New Roman" w:eastAsia="Times New Roman" w:hAnsi="Times New Roman"/>
-          <w:sz w:val="24"/>
-          <w:szCs w:val="24"/>
-        </w:rPr>
-      </w:pPr>
-      <w:r>
-        <w:rPr>
-          <w:rFonts w:ascii="Times New Roman" w:cs="Times New Roman" w:eastAsia="Times New Roman" w:hAnsi="Times New Roman"/>
-          <w:sz w:val="24"/>
-          <w:szCs w:val="24"/>
-          <w:rtl w:val="0"/>
-        </w:rPr>
-        <w:t xml:space="preserve">Велике бо вчинив мені Всемогутній, і святе ім'я його.* Милосердя його з роду в рід на тих, які бояться його.</w:t>
-      </w:r>
-    </w:p>
-    <w:p>
-      <w:pPr>
-        <w:spacing w:after="120" w:lineRule="auto"/>
-        <w:jc w:val="both"/>
-        <w:rPr>
-          <w:rFonts w:ascii="Times New Roman" w:cs="Times New Roman" w:eastAsia="Times New Roman" w:hAnsi="Times New Roman"/>
-          <w:sz w:val="24"/>
-          <w:szCs w:val="24"/>
-        </w:rPr>
-      </w:pPr>
-      <w:r>
-        <w:rPr>
-          <w:rFonts w:ascii="Times New Roman" w:cs="Times New Roman" w:eastAsia="Times New Roman" w:hAnsi="Times New Roman"/>
-          <w:sz w:val="24"/>
-          <w:szCs w:val="24"/>
-          <w:rtl w:val="0"/>
-        </w:rPr>
-        <w:t xml:space="preserve">Він виявив потугу рамени свого,* розвіяв гордих у задумах їхніх сердець.</w:t>
-      </w:r>
-    </w:p>
-    <w:p>
-      <w:pPr>
-        <w:spacing w:after="120" w:lineRule="auto"/>
-        <w:jc w:val="both"/>
-        <w:rPr>
-          <w:rFonts w:ascii="Times New Roman" w:cs="Times New Roman" w:eastAsia="Times New Roman" w:hAnsi="Times New Roman"/>
-          <w:sz w:val="24"/>
-          <w:szCs w:val="24"/>
-        </w:rPr>
-      </w:pPr>
-      <w:r>
-        <w:rPr>
-          <w:rFonts w:ascii="Times New Roman" w:cs="Times New Roman" w:eastAsia="Times New Roman" w:hAnsi="Times New Roman"/>
-          <w:sz w:val="24"/>
-          <w:szCs w:val="24"/>
-          <w:rtl w:val="0"/>
-        </w:rPr>
-        <w:t xml:space="preserve">Могутніх скинув з престолів, підняв угору смиренних;* наситив благами голодних, багатих же відіслав з порожніми руками.</w:t>
-      </w:r>
-    </w:p>
-    <w:p>
-      <w:pPr>
-        <w:spacing w:after="120" w:lineRule="auto"/>
-        <w:jc w:val="both"/>
-        <w:rPr>
-          <w:rFonts w:ascii="Times New Roman" w:cs="Times New Roman" w:eastAsia="Times New Roman" w:hAnsi="Times New Roman"/>
-          <w:sz w:val="24"/>
-          <w:szCs w:val="24"/>
-        </w:rPr>
-      </w:pPr>
-      <w:r>
-        <w:rPr>
-          <w:rFonts w:ascii="Times New Roman" w:cs="Times New Roman" w:eastAsia="Times New Roman" w:hAnsi="Times New Roman"/>
-          <w:sz w:val="24"/>
-          <w:szCs w:val="24"/>
-          <w:rtl w:val="0"/>
-        </w:rPr>
-        <w:t xml:space="preserve">Він пригорнув Ізраїля, слугу свого, згадавши своє милосердя,* як обіцяв був батькам нашим – Авраамові і його потомству повіки.</w:t>
-      </w:r>
-    </w:p>
-    <w:p>
-      <w:pPr>
-        <w:spacing w:after="120" w:lineRule="auto"/>
-        <w:jc w:val="both"/>
-        <w:rPr>
-          <w:rFonts w:ascii="Times New Roman" w:cs="Times New Roman" w:eastAsia="Times New Roman" w:hAnsi="Times New Roman"/>
-          <w:sz w:val="24"/>
-          <w:szCs w:val="24"/>
-        </w:rPr>
-      </w:pPr>
-      <w:r>
-        <w:rPr>
-          <w:rtl w:val="0"/>
-        </w:rPr>
-      </w:r>
-    </w:p>
-    <w:p>
-      <w:pPr>
         <w:spacing w:after="120" w:lineRule="auto"/>
         <w:jc w:val="center"/>
         <w:rPr>
@@ -17095,6 +18851,7 @@
     <w:p>
       <w:pPr>
         <w:pStyle w:val="a"/>
+        <w:spacing w:after="160"/>
       </w:pPr>
       <w:r>
         <w:rPr>

--- a/flow/20230914_vu_template/drafts/2024-06-g/22-СБ-Євсевія.docx
+++ b/flow/20230914_vu_template/drafts/2024-06-g/22-СБ-Євсевія.docx
@@ -3194,20 +3194,40 @@
     </w:p>
     <w:p>
       <w:pPr>
-        <w:spacing w:after="120" w:lineRule="auto"/>
-        <w:jc w:val="both"/>
-        <w:rPr>
-          <w:rFonts w:ascii="Times New Roman" w:cs="Times New Roman" w:eastAsia="Times New Roman" w:hAnsi="Times New Roman"/>
-          <w:i w:val="1"/>
-          <w:color w:val="ff0000"/>
-          <w:sz w:val="24"/>
-          <w:szCs w:val="24"/>
-        </w:rPr>
-      </w:pPr>
-      <w:r>
-        <w:rPr>
-          <w:rtl w:val="0"/>
-        </w:rPr>
+        <w:pStyle w:val="a"/>
+      </w:pPr>
+      <w:r>
+        <w:rPr>
+          <w:rFonts w:ascii="Times New Roman" w:hAnsi="Times New Roman"/>
+          <w:i/>
+          <w:color w:val="FF0000"/>
+          <w:sz w:val="24"/>
+        </w:rPr>
+        <w:t xml:space="preserve">(г. 1, подібний: Преславні мученики): </w:t>
+      </w:r>
+      <w:r>
+        <w:rPr>
+          <w:rFonts w:ascii="Times New Roman" w:hAnsi="Times New Roman"/>
+          <w:sz w:val="24"/>
+        </w:rPr>
+        <w:t xml:space="preserve">Богомудрий, блаженний </w:t>
+      </w:r>
+      <w:r>
+        <w:rPr>
+          <w:rFonts w:ascii="Times New Roman" w:hAnsi="Times New Roman"/>
+          <w:i w:val="0"/>
+          <w:color w:val="000000"/>
+          <w:sz w:val="24"/>
+          <w:highlight w:val="yellow"/>
+        </w:rPr>
+        <w:t>Доротею</w:t>
+      </w:r>
+      <w:r>
+        <w:rPr>
+          <w:rFonts w:ascii="Times New Roman" w:hAnsi="Times New Roman"/>
+          <w:sz w:val="24"/>
+        </w:rPr>
+        <w:t>!* Багряною твоєю кров'ю* ти оздобив свою священну* і божественну одежу,* проходивши благочесно від сили до сили,* і від слави до слави.* Молися нині, щоб дано душам нашим мир* і велику милість.</w:t>
       </w:r>
     </w:p>
     <w:p>
@@ -3245,18 +3265,14 @@
     </w:p>
     <w:p>
       <w:pPr>
-        <w:spacing w:after="120" w:lineRule="auto"/>
-        <w:jc w:val="both"/>
-        <w:rPr>
-          <w:rFonts w:ascii="Times New Roman" w:cs="Times New Roman" w:eastAsia="Times New Roman" w:hAnsi="Times New Roman"/>
-          <w:sz w:val="24"/>
-          <w:szCs w:val="24"/>
-        </w:rPr>
-      </w:pPr>
-      <w:r>
-        <w:rPr>
-          <w:rtl w:val="0"/>
-        </w:rPr>
+        <w:pStyle w:val="a"/>
+      </w:pPr>
+      <w:r>
+        <w:rPr>
+          <w:rFonts w:ascii="Times New Roman" w:hAnsi="Times New Roman"/>
+          <w:sz w:val="24"/>
+        </w:rPr>
+        <w:t>Як правдивий священик,* ти найперше приносив Богові* безкровну жертву,* наостанок же, як справжній мученик,* ти, всечесний благовіснику Бога,* приніс Христові себе самого,* як цілопальну приємну жертву.* Моли його за тих,* що тебе прославляють.</w:t>
       </w:r>
     </w:p>
     <w:p>
@@ -3304,18 +3320,14 @@
     </w:p>
     <w:p>
       <w:pPr>
-        <w:spacing w:after="120" w:lineRule="auto"/>
-        <w:jc w:val="both"/>
-        <w:rPr>
-          <w:rFonts w:ascii="Times New Roman" w:cs="Times New Roman" w:eastAsia="Times New Roman" w:hAnsi="Times New Roman"/>
-          <w:sz w:val="24"/>
-          <w:szCs w:val="24"/>
-        </w:rPr>
-      </w:pPr>
-      <w:r>
-        <w:rPr>
-          <w:rtl w:val="0"/>
-        </w:rPr>
+        <w:pStyle w:val="a"/>
+      </w:pPr>
+      <w:r>
+        <w:rPr>
+          <w:rFonts w:ascii="Times New Roman" w:hAnsi="Times New Roman"/>
+          <w:sz w:val="24"/>
+        </w:rPr>
+        <w:t>Ти, богомудрий Отче, привів Христові мученицькі полки;* напоумляючи своїми повчаннями* і наказуючи заповідями,* ти поставив себе самого* за видимий зразок.* Молися з ними,* щоб дати душам нашим мир* і велику милість.</w:t>
       </w:r>
     </w:p>
     <w:p>
@@ -3524,112 +3536,84 @@
     </w:p>
     <w:p>
       <w:pPr>
-        <w:spacing w:after="120" w:lineRule="auto"/>
-        <w:jc w:val="both"/>
-        <w:rPr>
-          <w:rFonts w:ascii="Times New Roman" w:cs="Times New Roman" w:eastAsia="Times New Roman" w:hAnsi="Times New Roman"/>
-          <w:i w:val="1"/>
-          <w:color w:val="ff0000"/>
-          <w:sz w:val="24"/>
-          <w:szCs w:val="24"/>
-        </w:rPr>
-      </w:pPr>
-      <w:r>
-        <w:rPr>
-          <w:rFonts w:ascii="Times New Roman" w:cs="Times New Roman" w:eastAsia="Times New Roman" w:hAnsi="Times New Roman"/>
-          <w:b w:val="1"/>
-          <w:sz w:val="24"/>
-          <w:szCs w:val="24"/>
-          <w:rtl w:val="0"/>
-        </w:rPr>
-        <w:t xml:space="preserve">Слава: </w:t>
-      </w:r>
-      <w:r>
-        <w:rPr>
-          <w:rtl w:val="0"/>
-        </w:rPr>
-      </w:r>
-    </w:p>
-    <w:p>
-      <w:pPr>
-        <w:spacing w:after="120" w:lineRule="auto"/>
-        <w:jc w:val="both"/>
-        <w:rPr>
-          <w:rFonts w:ascii="Times New Roman" w:cs="Times New Roman" w:eastAsia="Times New Roman" w:hAnsi="Times New Roman"/>
-          <w:sz w:val="24"/>
-          <w:szCs w:val="24"/>
-        </w:rPr>
-      </w:pPr>
-      <w:r>
-        <w:rPr>
-          <w:rtl w:val="0"/>
-        </w:rPr>
-      </w:r>
-    </w:p>
-    <w:p>
-      <w:pPr>
-        <w:spacing w:after="120" w:lineRule="auto"/>
-        <w:jc w:val="both"/>
-        <w:rPr>
-          <w:rFonts w:ascii="Times New Roman" w:cs="Times New Roman" w:eastAsia="Times New Roman" w:hAnsi="Times New Roman"/>
-          <w:sz w:val="24"/>
-          <w:szCs w:val="24"/>
-        </w:rPr>
-      </w:pPr>
-      <w:r>
-        <w:rPr>
-          <w:rFonts w:ascii="Times New Roman" w:cs="Times New Roman" w:eastAsia="Times New Roman" w:hAnsi="Times New Roman"/>
-          <w:b w:val="1"/>
-          <w:sz w:val="24"/>
-          <w:szCs w:val="24"/>
-          <w:rtl w:val="0"/>
-        </w:rPr>
-        <w:t xml:space="preserve">І нині</w:t>
-      </w:r>
-      <w:r>
-        <w:rPr>
-          <w:rFonts w:ascii="Times New Roman" w:cs="Times New Roman" w:eastAsia="Times New Roman" w:hAnsi="Times New Roman"/>
-          <w:sz w:val="24"/>
-          <w:szCs w:val="24"/>
-          <w:rtl w:val="0"/>
+        <w:pStyle w:val="a"/>
+      </w:pPr>
+      <w:r>
+        <w:rPr>
+          <w:rFonts w:ascii="Times New Roman" w:hAnsi="Times New Roman"/>
+          <w:b/>
+          <w:sz w:val="24"/>
+        </w:rPr>
+        <w:t xml:space="preserve">Слава </w:t>
+      </w:r>
+      <w:r>
+        <w:rPr>
+          <w:rFonts w:ascii="Times New Roman" w:hAnsi="Times New Roman"/>
+          <w:i/>
+          <w:color w:val="FF0000"/>
+          <w:sz w:val="24"/>
+        </w:rPr>
+        <w:t xml:space="preserve">(г. 1): </w:t>
+      </w:r>
+      <w:r>
+        <w:rPr>
+          <w:rFonts w:ascii="Times New Roman" w:hAnsi="Times New Roman"/>
+          <w:sz w:val="24"/>
+        </w:rPr>
+        <w:t xml:space="preserve">Ти, Священний, став посудом Святого Духа,* очистивши душу від пристрастей.* Тим-то прийняв ти, страждальнику </w:t>
+      </w:r>
+      <w:r>
+        <w:rPr>
+          <w:rFonts w:ascii="Times New Roman" w:hAnsi="Times New Roman"/>
+          <w:i w:val="0"/>
+          <w:color w:val="000000"/>
+          <w:sz w:val="24"/>
+          <w:highlight w:val="yellow"/>
+        </w:rPr>
+        <w:t>Доротею</w:t>
+      </w:r>
+      <w:r>
+        <w:rPr>
+          <w:rFonts w:ascii="Times New Roman" w:hAnsi="Times New Roman"/>
+          <w:sz w:val="24"/>
+        </w:rPr>
+        <w:t>, святе божественне помазання,* ставши святителем і наставником богомудрому народові,* та й непереможним мучеником того,* хто за нас витерпів страждання і подав безсмертя.* Моли його, щоб дав нам велику милість.</w:t>
+      </w:r>
+    </w:p>
+    <w:p>
+      <w:pPr>
+        <w:spacing w:after="120"/>
+      </w:pPr>
+      <w:r>
+        <w:rPr>
+          <w:rFonts w:ascii="Times New Roman" w:hAnsi="Times New Roman"/>
+          <w:b/>
+          <w:sz w:val="24"/>
+        </w:rPr>
+        <w:t>І нині</w:t>
+      </w:r>
+      <w:r>
+        <w:rPr>
+          <w:rFonts w:ascii="Times New Roman" w:hAnsi="Times New Roman"/>
+          <w:sz w:val="24"/>
         </w:rPr>
         <w:t xml:space="preserve"> </w:t>
       </w:r>
       <w:r>
         <w:rPr>
-          <w:rFonts w:ascii="Times New Roman" w:cs="Times New Roman" w:eastAsia="Times New Roman" w:hAnsi="Times New Roman"/>
-          <w:i w:val="1"/>
-          <w:color w:val="ff0000"/>
-          <w:sz w:val="24"/>
-          <w:szCs w:val="24"/>
-          <w:rtl w:val="0"/>
-        </w:rPr>
-        <w:t xml:space="preserve">(догмат, г. 3):</w:t>
-      </w:r>
-      <w:r>
-        <w:rPr>
-          <w:rFonts w:ascii="Times New Roman" w:cs="Times New Roman" w:eastAsia="Times New Roman" w:hAnsi="Times New Roman"/>
-          <w:sz w:val="24"/>
-          <w:szCs w:val="24"/>
-          <w:rtl w:val="0"/>
+          <w:rFonts w:ascii="Times New Roman" w:hAnsi="Times New Roman"/>
+          <w:i/>
+          <w:color w:val="FF0000"/>
+          <w:sz w:val="24"/>
+        </w:rPr>
+        <w:t>(догмат, г. 3):</w:t>
+      </w:r>
+      <w:r>
+        <w:rPr>
+          <w:rFonts w:ascii="Times New Roman" w:hAnsi="Times New Roman"/>
+          <w:sz w:val="24"/>
         </w:rPr>
         <w:t xml:space="preserve"> Як нам не дивуватися, Всечесна, твоєму богочоловічому родженню?* Бо ти, Всенепорочна, не знавши мужа,* породила тілесно без батька сина,* зродженого у вічності від Отця без матері,* що не зазнав ніякої зміни чи змішання, чи розділу,* але в цілості зберіг прикмети обох природ.* Тому Мати-Діво, Владичице, моли його,* щоб спас душі тих, що православно визнають тебе, як Богородицю.</w:t>
-      </w:r>
-    </w:p>
-    <w:p>
-      <w:pPr>
-        <w:spacing w:after="120" w:lineRule="auto"/>
-        <w:jc w:val="both"/>
-        <w:rPr>
-          <w:rFonts w:ascii="Times New Roman" w:cs="Times New Roman" w:eastAsia="Times New Roman" w:hAnsi="Times New Roman"/>
-          <w:sz w:val="24"/>
-          <w:szCs w:val="24"/>
-        </w:rPr>
-      </w:pPr>
-      <w:r>
-        <w:rPr>
-          <w:rtl w:val="0"/>
-        </w:rPr>
       </w:r>
     </w:p>
     <w:p>
